--- a/SEM 7/AIDS-2/Documentation/DSEXP10.docx
+++ b/SEM 7/AIDS-2/Documentation/DSEXP10.docx
@@ -2,14 +2,1825 @@
 <file path=word/document.xml><?xml version="1.0" encoding="utf-8"?>
 <w:document xmlns:wpc="http://schemas.microsoft.com/office/word/2010/wordprocessingCanvas" xmlns:cx="http://schemas.microsoft.com/office/drawing/2014/chartex" xmlns:cx1="http://schemas.microsoft.com/office/drawing/2015/9/8/chartex" xmlns:cx2="http://schemas.microsoft.com/office/drawing/2015/10/21/chartex" xmlns:cx3="http://schemas.microsoft.com/office/drawing/2016/5/9/chartex" xmlns:cx4="http://schemas.microsoft.com/office/drawing/2016/5/10/chartex" xmlns:cx5="http://schemas.microsoft.com/office/drawing/2016/5/11/chartex" xmlns:cx6="http://schemas.microsoft.com/office/drawing/2016/5/12/chartex" xmlns:cx7="http://schemas.microsoft.com/office/drawing/2016/5/13/chartex" xmlns:cx8="http://schemas.microsoft.com/office/drawing/2016/5/14/chartex" xmlns:mc="http://schemas.openxmlformats.org/markup-compatibility/2006" xmlns:aink="http://schemas.microsoft.com/office/drawing/2016/ink" xmlns:am3d="http://schemas.microsoft.com/office/drawing/2017/model3d" xmlns:o="urn:schemas-microsoft-com:office:office" xmlns:r="http://schemas.openxmlformats.org/officeDocument/2006/relationships" xmlns:m="http://schemas.openxmlformats.org/officeDocument/2006/math" xmlns:v="urn:schemas-microsoft-com:vml" xmlns:wp14="http://schemas.microsoft.com/office/word/2010/wordprocessingDrawing" xmlns:wp="http://schemas.openxmlformats.org/drawingml/2006/wordprocessingDrawing" xmlns:w10="urn:schemas-microsoft-com:office:word" xmlns:w="http://schemas.openxmlformats.org/wordprocessingml/2006/main" xmlns:w14="http://schemas.microsoft.com/office/word/2010/wordml" xmlns:w15="http://schemas.microsoft.com/office/word/2012/wordml" xmlns:w16cex="http://schemas.microsoft.com/office/word/2018/wordml/cex" xmlns:w16cid="http://schemas.microsoft.com/office/word/2016/wordml/cid" xmlns:w16="http://schemas.microsoft.com/office/word/2018/wordml" xmlns:w16sdtdh="http://schemas.microsoft.com/office/word/2020/wordml/sdtdatahash" xmlns:w16se="http://schemas.microsoft.com/office/word/2015/wordml/symex" xmlns:wpg="http://schemas.microsoft.com/office/word/2010/wordprocessingGroup" xmlns:wpi="http://schemas.microsoft.com/office/word/2010/wordprocessingInk" xmlns:wne="http://schemas.microsoft.com/office/word/2006/wordml" xmlns:wps="http://schemas.microsoft.com/office/word/2010/wordprocessingShape" mc:Ignorable="w14 w15 w16se w16cid w16 w16cex w16sdtdh wp14">
   <w:body>
-    <w:p/>
+    <w:p>
+      <w:pPr>
+        <w:pStyle w:val="Heading"/>
+      </w:pPr>
+      <w:r>
+        <w:t>Lab 3.5</w:t>
+      </w:r>
+    </w:p>
+    <w:p>
+      <w:pPr>
+        <w:pStyle w:val="Heading"/>
+      </w:pPr>
+      <w:r>
+        <w:t xml:space="preserve">Task 1: Accessing a notebook instance in Amazon </w:t>
+      </w:r>
+      <w:proofErr w:type="spellStart"/>
+      <w:r>
+        <w:t>SageMaker</w:t>
+      </w:r>
+      <w:proofErr w:type="spellEnd"/>
+    </w:p>
+    <w:p>
+      <w:pPr>
+        <w:pStyle w:val="Text"/>
+      </w:pPr>
+      <w:r>
+        <w:t xml:space="preserve">In this task, you will access </w:t>
+      </w:r>
+      <w:r>
+        <w:rPr>
+          <w:b/>
+          <w:bCs/>
+        </w:rPr>
+        <w:t xml:space="preserve">Amazon </w:t>
+      </w:r>
+      <w:proofErr w:type="spellStart"/>
+      <w:r>
+        <w:rPr>
+          <w:b/>
+          <w:bCs/>
+        </w:rPr>
+        <w:t>SageMaker</w:t>
+      </w:r>
+      <w:proofErr w:type="spellEnd"/>
+      <w:r>
+        <w:t xml:space="preserve"> in the AWS Management Console and open the </w:t>
+      </w:r>
+      <w:proofErr w:type="spellStart"/>
+      <w:r>
+        <w:rPr>
+          <w:rStyle w:val="CodeChar"/>
+        </w:rPr>
+        <w:t>Jupyter</w:t>
+      </w:r>
+      <w:proofErr w:type="spellEnd"/>
+      <w:r>
+        <w:t xml:space="preserve"> notebook for the lab.</w:t>
+      </w:r>
+    </w:p>
+    <w:p>
+      <w:pPr>
+        <w:pStyle w:val="Text"/>
+      </w:pPr>
+      <w:r>
+        <w:t xml:space="preserve">To create a </w:t>
+      </w:r>
+      <w:proofErr w:type="spellStart"/>
+      <w:r>
+        <w:rPr>
+          <w:rStyle w:val="CodeChar"/>
+        </w:rPr>
+        <w:t>Jupyter</w:t>
+      </w:r>
+      <w:proofErr w:type="spellEnd"/>
+      <w:r>
+        <w:t xml:space="preserve"> notebook instance with </w:t>
+      </w:r>
+      <w:r>
+        <w:rPr>
+          <w:b/>
+          <w:bCs/>
+        </w:rPr>
+        <w:t xml:space="preserve">Amazon </w:t>
+      </w:r>
+      <w:proofErr w:type="spellStart"/>
+      <w:r>
+        <w:rPr>
+          <w:b/>
+          <w:bCs/>
+        </w:rPr>
+        <w:t>SageMaker</w:t>
+      </w:r>
+      <w:proofErr w:type="spellEnd"/>
+      <w:r>
+        <w:t>:</w:t>
+      </w:r>
+    </w:p>
+    <w:p>
+      <w:pPr>
+        <w:pStyle w:val="Text"/>
+      </w:pPr>
+      <w:r>
+        <w:t xml:space="preserve">On the </w:t>
+      </w:r>
+      <w:r>
+        <w:rPr>
+          <w:b/>
+          <w:bCs/>
+        </w:rPr>
+        <w:t>AWS</w:t>
+      </w:r>
+      <w:r>
+        <w:t xml:space="preserve"> Management Console, on the Services menu, choose </w:t>
+      </w:r>
+      <w:r>
+        <w:rPr>
+          <w:b/>
+          <w:bCs/>
+        </w:rPr>
+        <w:t xml:space="preserve">Amazon </w:t>
+      </w:r>
+      <w:proofErr w:type="spellStart"/>
+      <w:r>
+        <w:rPr>
+          <w:b/>
+          <w:bCs/>
+        </w:rPr>
+        <w:t>SageMaker</w:t>
+      </w:r>
+      <w:proofErr w:type="spellEnd"/>
+      <w:r>
+        <w:rPr>
+          <w:b/>
+          <w:bCs/>
+        </w:rPr>
+        <w:t xml:space="preserve"> AI</w:t>
+      </w:r>
+      <w:r>
+        <w:t>.</w:t>
+      </w:r>
+    </w:p>
+    <w:p>
+      <w:pPr>
+        <w:pStyle w:val="Text"/>
+      </w:pPr>
+      <w:r>
+        <w:t xml:space="preserve">From the navigation menu on the left, expand the </w:t>
+      </w:r>
+      <w:r>
+        <w:rPr>
+          <w:rStyle w:val="CodeChar"/>
+        </w:rPr>
+        <w:t>Applications and IDEs</w:t>
+      </w:r>
+      <w:r>
+        <w:t xml:space="preserve"> section and choose Notebooks.</w:t>
+      </w:r>
+    </w:p>
+    <w:p>
+      <w:pPr>
+        <w:pStyle w:val="Text"/>
+      </w:pPr>
+      <w:r>
+        <w:t xml:space="preserve">Look for the notebook instance named </w:t>
+      </w:r>
+      <w:proofErr w:type="spellStart"/>
+      <w:r>
+        <w:rPr>
+          <w:rStyle w:val="CodeChar"/>
+        </w:rPr>
+        <w:t>MyNotebook</w:t>
+      </w:r>
+      <w:proofErr w:type="spellEnd"/>
+      <w:r>
+        <w:t xml:space="preserve">. Go to the end of the row, an open the </w:t>
+      </w:r>
+      <w:proofErr w:type="spellStart"/>
+      <w:r>
+        <w:rPr>
+          <w:rStyle w:val="CodeChar"/>
+        </w:rPr>
+        <w:t>Jupyter</w:t>
+      </w:r>
+      <w:proofErr w:type="spellEnd"/>
+      <w:r>
+        <w:t xml:space="preserve"> notebook instance by choosing Open </w:t>
+      </w:r>
+      <w:proofErr w:type="spellStart"/>
+      <w:r>
+        <w:rPr>
+          <w:rStyle w:val="CodeChar"/>
+        </w:rPr>
+        <w:t>JupyterLab</w:t>
+      </w:r>
+      <w:proofErr w:type="spellEnd"/>
+      <w:r>
+        <w:t>.</w:t>
+      </w:r>
+    </w:p>
+    <w:p>
+      <w:pPr>
+        <w:pStyle w:val="Seperator"/>
+      </w:pPr>
+    </w:p>
+    <w:p>
+      <w:pPr>
+        <w:pStyle w:val="Text"/>
+      </w:pPr>
+      <w:r>
+        <w:drawing>
+          <wp:inline distT="0" distB="0" distL="0" distR="0" wp14:anchorId="2293FC2F" wp14:editId="3D93B007">
+            <wp:extent cx="6188710" cy="3481070"/>
+            <wp:effectExtent l="0" t="0" r="2540" b="5080"/>
+            <wp:docPr id="1" name="Picture 1"/>
+            <wp:cNvGraphicFramePr>
+              <a:graphicFrameLocks xmlns:a="http://schemas.openxmlformats.org/drawingml/2006/main" noChangeAspect="1"/>
+            </wp:cNvGraphicFramePr>
+            <a:graphic xmlns:a="http://schemas.openxmlformats.org/drawingml/2006/main">
+              <a:graphicData uri="http://schemas.openxmlformats.org/drawingml/2006/picture">
+                <pic:pic xmlns:pic="http://schemas.openxmlformats.org/drawingml/2006/picture">
+                  <pic:nvPicPr>
+                    <pic:cNvPr id="1" name=""/>
+                    <pic:cNvPicPr/>
+                  </pic:nvPicPr>
+                  <pic:blipFill>
+                    <a:blip r:embed="rId9"/>
+                    <a:stretch>
+                      <a:fillRect/>
+                    </a:stretch>
+                  </pic:blipFill>
+                  <pic:spPr>
+                    <a:xfrm>
+                      <a:off x="0" y="0"/>
+                      <a:ext cx="6188710" cy="3481070"/>
+                    </a:xfrm>
+                    <a:prstGeom prst="rect">
+                      <a:avLst/>
+                    </a:prstGeom>
+                  </pic:spPr>
+                </pic:pic>
+              </a:graphicData>
+            </a:graphic>
+          </wp:inline>
+        </w:drawing>
+      </w:r>
+    </w:p>
+    <w:p>
+      <w:pPr>
+        <w:pStyle w:val="Seperator"/>
+      </w:pPr>
+    </w:p>
+    <w:p>
+      <w:pPr>
+        <w:pStyle w:val="Heading"/>
+      </w:pPr>
+      <w:r>
+        <w:t>Task 2: Opening a notebook in your notebook instance</w:t>
+      </w:r>
+    </w:p>
+    <w:p>
+      <w:pPr>
+        <w:pStyle w:val="Text"/>
+      </w:pPr>
+      <w:r>
+        <w:t>In this task, you will open the notebook for this lab.</w:t>
+      </w:r>
+    </w:p>
+    <w:p>
+      <w:pPr>
+        <w:pStyle w:val="Text"/>
+      </w:pPr>
+      <w:r>
+        <w:t xml:space="preserve">In your </w:t>
+      </w:r>
+      <w:proofErr w:type="spellStart"/>
+      <w:r>
+        <w:rPr>
+          <w:rStyle w:val="CodeChar"/>
+        </w:rPr>
+        <w:t>JupyterLab</w:t>
+      </w:r>
+      <w:proofErr w:type="spellEnd"/>
+      <w:r>
+        <w:t xml:space="preserve"> environment, go to the file browser in the left pane and locate the </w:t>
+      </w:r>
+      <w:r>
+        <w:rPr>
+          <w:rStyle w:val="CodeChar"/>
+        </w:rPr>
+        <w:t xml:space="preserve">3_5-machinelearning.ipynb </w:t>
+      </w:r>
+      <w:r>
+        <w:t>file.</w:t>
+      </w:r>
+    </w:p>
+    <w:p>
+      <w:pPr>
+        <w:pStyle w:val="Text"/>
+      </w:pPr>
+      <w:r>
+        <w:t xml:space="preserve">Open the </w:t>
+      </w:r>
+      <w:proofErr w:type="spellStart"/>
+      <w:r>
+        <w:rPr>
+          <w:rStyle w:val="CodeChar"/>
+        </w:rPr>
+        <w:t>en_us</w:t>
+      </w:r>
+      <w:proofErr w:type="spellEnd"/>
+      <w:r>
+        <w:rPr>
+          <w:rStyle w:val="CodeChar"/>
+        </w:rPr>
+        <w:t>/3_5-machinelearning.ipynb</w:t>
+      </w:r>
+      <w:r>
+        <w:t xml:space="preserve"> file by choosing it.</w:t>
+      </w:r>
+    </w:p>
+    <w:p>
+      <w:pPr>
+        <w:pStyle w:val="Text"/>
+      </w:pPr>
+      <w:r>
+        <w:t xml:space="preserve">Tip: If a window appears asking you to select a kernel, select </w:t>
+      </w:r>
+      <w:r>
+        <w:rPr>
+          <w:rStyle w:val="CodeChar"/>
+        </w:rPr>
+        <w:t>conda_python3</w:t>
+      </w:r>
+      <w:r>
+        <w:t xml:space="preserve"> and then choose Select.</w:t>
+      </w:r>
+    </w:p>
+    <w:p>
+      <w:pPr>
+        <w:pStyle w:val="Text"/>
+      </w:pPr>
+      <w:r>
+        <w:t>Follow the instructions in the notebook.</w:t>
+      </w:r>
+    </w:p>
+    <w:p>
+      <w:pPr>
+        <w:pStyle w:val="Text"/>
+      </w:pPr>
+      <w:r>
+        <w:lastRenderedPageBreak/>
+        <w:drawing>
+          <wp:inline distT="0" distB="0" distL="0" distR="0" wp14:anchorId="069D10C9" wp14:editId="66C22335">
+            <wp:extent cx="6188710" cy="3481070"/>
+            <wp:effectExtent l="0" t="0" r="2540" b="5080"/>
+            <wp:docPr id="2" name="Picture 2"/>
+            <wp:cNvGraphicFramePr>
+              <a:graphicFrameLocks xmlns:a="http://schemas.openxmlformats.org/drawingml/2006/main" noChangeAspect="1"/>
+            </wp:cNvGraphicFramePr>
+            <a:graphic xmlns:a="http://schemas.openxmlformats.org/drawingml/2006/main">
+              <a:graphicData uri="http://schemas.openxmlformats.org/drawingml/2006/picture">
+                <pic:pic xmlns:pic="http://schemas.openxmlformats.org/drawingml/2006/picture">
+                  <pic:nvPicPr>
+                    <pic:cNvPr id="1" name=""/>
+                    <pic:cNvPicPr/>
+                  </pic:nvPicPr>
+                  <pic:blipFill>
+                    <a:blip r:embed="rId10"/>
+                    <a:stretch>
+                      <a:fillRect/>
+                    </a:stretch>
+                  </pic:blipFill>
+                  <pic:spPr>
+                    <a:xfrm>
+                      <a:off x="0" y="0"/>
+                      <a:ext cx="6188710" cy="3481070"/>
+                    </a:xfrm>
+                    <a:prstGeom prst="rect">
+                      <a:avLst/>
+                    </a:prstGeom>
+                  </pic:spPr>
+                </pic:pic>
+              </a:graphicData>
+            </a:graphic>
+          </wp:inline>
+        </w:drawing>
+      </w:r>
+    </w:p>
+    <w:p>
+      <w:pPr>
+        <w:pStyle w:val="Text"/>
+      </w:pPr>
+    </w:p>
+    <w:p>
+      <w:pPr>
+        <w:pStyle w:val="Text"/>
+      </w:pPr>
+      <w:r>
+        <w:drawing>
+          <wp:inline distT="0" distB="0" distL="0" distR="0" wp14:anchorId="6460B619" wp14:editId="6030761F">
+            <wp:extent cx="6188710" cy="3481070"/>
+            <wp:effectExtent l="0" t="0" r="2540" b="5080"/>
+            <wp:docPr id="3" name="Picture 3"/>
+            <wp:cNvGraphicFramePr>
+              <a:graphicFrameLocks xmlns:a="http://schemas.openxmlformats.org/drawingml/2006/main" noChangeAspect="1"/>
+            </wp:cNvGraphicFramePr>
+            <a:graphic xmlns:a="http://schemas.openxmlformats.org/drawingml/2006/main">
+              <a:graphicData uri="http://schemas.openxmlformats.org/drawingml/2006/picture">
+                <pic:pic xmlns:pic="http://schemas.openxmlformats.org/drawingml/2006/picture">
+                  <pic:nvPicPr>
+                    <pic:cNvPr id="1" name=""/>
+                    <pic:cNvPicPr/>
+                  </pic:nvPicPr>
+                  <pic:blipFill>
+                    <a:blip r:embed="rId11"/>
+                    <a:stretch>
+                      <a:fillRect/>
+                    </a:stretch>
+                  </pic:blipFill>
+                  <pic:spPr>
+                    <a:xfrm>
+                      <a:off x="0" y="0"/>
+                      <a:ext cx="6188710" cy="3481070"/>
+                    </a:xfrm>
+                    <a:prstGeom prst="rect">
+                      <a:avLst/>
+                    </a:prstGeom>
+                  </pic:spPr>
+                </pic:pic>
+              </a:graphicData>
+            </a:graphic>
+          </wp:inline>
+        </w:drawing>
+      </w:r>
+    </w:p>
+    <w:p>
+      <w:pPr>
+        <w:pStyle w:val="Text"/>
+        <w:jc w:val="center"/>
+      </w:pPr>
+      <w:r>
+        <w:t>Notebook Opened</w:t>
+      </w:r>
+    </w:p>
+    <w:p>
+      <w:pPr>
+        <w:pStyle w:val="Text"/>
+      </w:pPr>
+    </w:p>
+    <w:p>
+      <w:pPr>
+        <w:pStyle w:val="Text"/>
+      </w:pPr>
+    </w:p>
+    <w:p>
+      <w:pPr>
+        <w:pStyle w:val="Text"/>
+      </w:pPr>
+    </w:p>
+    <w:p>
+      <w:pPr>
+        <w:pStyle w:val="Text"/>
+      </w:pPr>
+    </w:p>
+    <w:p>
+      <w:pPr>
+        <w:pStyle w:val="Text"/>
+      </w:pPr>
+      <w:r>
+        <w:drawing>
+          <wp:inline distT="0" distB="0" distL="0" distR="0" wp14:anchorId="0635FC55" wp14:editId="3BA531BD">
+            <wp:extent cx="6188710" cy="3481070"/>
+            <wp:effectExtent l="0" t="0" r="2540" b="5080"/>
+            <wp:docPr id="5" name="Picture 5"/>
+            <wp:cNvGraphicFramePr>
+              <a:graphicFrameLocks xmlns:a="http://schemas.openxmlformats.org/drawingml/2006/main" noChangeAspect="1"/>
+            </wp:cNvGraphicFramePr>
+            <a:graphic xmlns:a="http://schemas.openxmlformats.org/drawingml/2006/main">
+              <a:graphicData uri="http://schemas.openxmlformats.org/drawingml/2006/picture">
+                <pic:pic xmlns:pic="http://schemas.openxmlformats.org/drawingml/2006/picture">
+                  <pic:nvPicPr>
+                    <pic:cNvPr id="1" name=""/>
+                    <pic:cNvPicPr/>
+                  </pic:nvPicPr>
+                  <pic:blipFill>
+                    <a:blip r:embed="rId12"/>
+                    <a:stretch>
+                      <a:fillRect/>
+                    </a:stretch>
+                  </pic:blipFill>
+                  <pic:spPr>
+                    <a:xfrm>
+                      <a:off x="0" y="0"/>
+                      <a:ext cx="6188710" cy="3481070"/>
+                    </a:xfrm>
+                    <a:prstGeom prst="rect">
+                      <a:avLst/>
+                    </a:prstGeom>
+                  </pic:spPr>
+                </pic:pic>
+              </a:graphicData>
+            </a:graphic>
+          </wp:inline>
+        </w:drawing>
+      </w:r>
+    </w:p>
+    <w:p>
+      <w:pPr>
+        <w:pStyle w:val="Text"/>
+        <w:jc w:val="center"/>
+      </w:pPr>
+      <w:r>
+        <w:t>Installing Required Dependencies</w:t>
+      </w:r>
+      <w:r>
+        <w:t xml:space="preserve"> </w:t>
+      </w:r>
+    </w:p>
+    <w:p>
+      <w:pPr>
+        <w:pStyle w:val="Code"/>
+      </w:pPr>
+      <w:r>
+        <w:t xml:space="preserve">!pip install requests pandas </w:t>
+      </w:r>
+      <w:proofErr w:type="spellStart"/>
+      <w:r>
+        <w:t>scipy</w:t>
+      </w:r>
+      <w:proofErr w:type="spellEnd"/>
+      <w:r>
+        <w:t xml:space="preserve"> boto3 </w:t>
+      </w:r>
+      <w:proofErr w:type="spellStart"/>
+      <w:r>
+        <w:t>sagemaker</w:t>
+      </w:r>
+      <w:proofErr w:type="spellEnd"/>
+      <w:r>
+        <w:t xml:space="preserve"> scikit-learn</w:t>
+      </w:r>
+    </w:p>
+    <w:p>
+      <w:pPr>
+        <w:pStyle w:val="Text"/>
+      </w:pPr>
+    </w:p>
+    <w:p>
+      <w:pPr>
+        <w:pStyle w:val="Text"/>
+      </w:pPr>
+      <w:r>
+        <w:drawing>
+          <wp:inline distT="0" distB="0" distL="0" distR="0" wp14:anchorId="367101A2" wp14:editId="0F0C8301">
+            <wp:extent cx="6188710" cy="3481070"/>
+            <wp:effectExtent l="0" t="0" r="2540" b="5080"/>
+            <wp:docPr id="6" name="Picture 6"/>
+            <wp:cNvGraphicFramePr>
+              <a:graphicFrameLocks xmlns:a="http://schemas.openxmlformats.org/drawingml/2006/main" noChangeAspect="1"/>
+            </wp:cNvGraphicFramePr>
+            <a:graphic xmlns:a="http://schemas.openxmlformats.org/drawingml/2006/main">
+              <a:graphicData uri="http://schemas.openxmlformats.org/drawingml/2006/picture">
+                <pic:pic xmlns:pic="http://schemas.openxmlformats.org/drawingml/2006/picture">
+                  <pic:nvPicPr>
+                    <pic:cNvPr id="1" name=""/>
+                    <pic:cNvPicPr/>
+                  </pic:nvPicPr>
+                  <pic:blipFill>
+                    <a:blip r:embed="rId13"/>
+                    <a:stretch>
+                      <a:fillRect/>
+                    </a:stretch>
+                  </pic:blipFill>
+                  <pic:spPr>
+                    <a:xfrm>
+                      <a:off x="0" y="0"/>
+                      <a:ext cx="6188710" cy="3481070"/>
+                    </a:xfrm>
+                    <a:prstGeom prst="rect">
+                      <a:avLst/>
+                    </a:prstGeom>
+                  </pic:spPr>
+                </pic:pic>
+              </a:graphicData>
+            </a:graphic>
+          </wp:inline>
+        </w:drawing>
+      </w:r>
+    </w:p>
+    <w:p>
+      <w:pPr>
+        <w:pStyle w:val="Text"/>
+        <w:jc w:val="center"/>
+      </w:pPr>
+      <w:r>
+        <w:t xml:space="preserve">Model deployment endpoint is created successfully using Amazon </w:t>
+      </w:r>
+      <w:proofErr w:type="spellStart"/>
+      <w:r>
+        <w:t>SageMaker</w:t>
+      </w:r>
+      <w:proofErr w:type="spellEnd"/>
+      <w:r>
+        <w:t xml:space="preserve"> hosting services.</w:t>
+      </w:r>
+    </w:p>
+    <w:p>
+      <w:pPr>
+        <w:pStyle w:val="Text"/>
+      </w:pPr>
+    </w:p>
+    <w:p>
+      <w:pPr>
+        <w:pStyle w:val="Text"/>
+      </w:pPr>
+      <w:r>
+        <w:drawing>
+          <wp:inline distT="0" distB="0" distL="0" distR="0" wp14:anchorId="43DC507B" wp14:editId="707459A1">
+            <wp:extent cx="6188710" cy="3481070"/>
+            <wp:effectExtent l="0" t="0" r="2540" b="5080"/>
+            <wp:docPr id="7" name="Picture 7"/>
+            <wp:cNvGraphicFramePr>
+              <a:graphicFrameLocks xmlns:a="http://schemas.openxmlformats.org/drawingml/2006/main" noChangeAspect="1"/>
+            </wp:cNvGraphicFramePr>
+            <a:graphic xmlns:a="http://schemas.openxmlformats.org/drawingml/2006/main">
+              <a:graphicData uri="http://schemas.openxmlformats.org/drawingml/2006/picture">
+                <pic:pic xmlns:pic="http://schemas.openxmlformats.org/drawingml/2006/picture">
+                  <pic:nvPicPr>
+                    <pic:cNvPr id="1" name=""/>
+                    <pic:cNvPicPr/>
+                  </pic:nvPicPr>
+                  <pic:blipFill>
+                    <a:blip r:embed="rId14"/>
+                    <a:stretch>
+                      <a:fillRect/>
+                    </a:stretch>
+                  </pic:blipFill>
+                  <pic:spPr>
+                    <a:xfrm>
+                      <a:off x="0" y="0"/>
+                      <a:ext cx="6188710" cy="3481070"/>
+                    </a:xfrm>
+                    <a:prstGeom prst="rect">
+                      <a:avLst/>
+                    </a:prstGeom>
+                  </pic:spPr>
+                </pic:pic>
+              </a:graphicData>
+            </a:graphic>
+          </wp:inline>
+        </w:drawing>
+      </w:r>
+    </w:p>
+    <w:p>
+      <w:pPr>
+        <w:pStyle w:val="Text"/>
+        <w:jc w:val="center"/>
+      </w:pPr>
+      <w:proofErr w:type="spellStart"/>
+      <w:r>
+        <w:t>SageMaker</w:t>
+      </w:r>
+      <w:proofErr w:type="spellEnd"/>
+      <w:r>
+        <w:t xml:space="preserve"> endpoint is terminated, followed by configuring batch transform for predictions.</w:t>
+      </w:r>
+    </w:p>
+    <w:p>
+      <w:pPr>
+        <w:pStyle w:val="Text"/>
+      </w:pPr>
+    </w:p>
+    <w:p>
+      <w:pPr>
+        <w:pStyle w:val="Text"/>
+        <w:jc w:val="center"/>
+      </w:pPr>
+      <w:r>
+        <w:drawing>
+          <wp:inline distT="0" distB="0" distL="0" distR="0" wp14:anchorId="5854DFBE" wp14:editId="1C0541B9">
+            <wp:extent cx="6188710" cy="3481070"/>
+            <wp:effectExtent l="0" t="0" r="2540" b="5080"/>
+            <wp:docPr id="8" name="Picture 8"/>
+            <wp:cNvGraphicFramePr>
+              <a:graphicFrameLocks xmlns:a="http://schemas.openxmlformats.org/drawingml/2006/main" noChangeAspect="1"/>
+            </wp:cNvGraphicFramePr>
+            <a:graphic xmlns:a="http://schemas.openxmlformats.org/drawingml/2006/main">
+              <a:graphicData uri="http://schemas.openxmlformats.org/drawingml/2006/picture">
+                <pic:pic xmlns:pic="http://schemas.openxmlformats.org/drawingml/2006/picture">
+                  <pic:nvPicPr>
+                    <pic:cNvPr id="1" name=""/>
+                    <pic:cNvPicPr/>
+                  </pic:nvPicPr>
+                  <pic:blipFill>
+                    <a:blip r:embed="rId15"/>
+                    <a:stretch>
+                      <a:fillRect/>
+                    </a:stretch>
+                  </pic:blipFill>
+                  <pic:spPr>
+                    <a:xfrm>
+                      <a:off x="0" y="0"/>
+                      <a:ext cx="6188710" cy="3481070"/>
+                    </a:xfrm>
+                    <a:prstGeom prst="rect">
+                      <a:avLst/>
+                    </a:prstGeom>
+                  </pic:spPr>
+                </pic:pic>
+              </a:graphicData>
+            </a:graphic>
+          </wp:inline>
+        </w:drawing>
+      </w:r>
+    </w:p>
+    <w:p>
+      <w:pPr>
+        <w:pStyle w:val="Text"/>
+        <w:jc w:val="center"/>
+      </w:pPr>
+      <w:r>
+        <w:t>Prediction probabilities are converted into binary classifications using a defined threshold.</w:t>
+      </w:r>
+      <w:r>
+        <w:br/>
+      </w:r>
+      <w:r>
+        <w:br/>
+      </w:r>
+    </w:p>
+    <w:p>
+      <w:pPr>
+        <w:pStyle w:val="Text"/>
+      </w:pPr>
+    </w:p>
+    <w:p>
+      <w:pPr>
+        <w:pStyle w:val="Text"/>
+      </w:pPr>
+      <w:r>
+        <w:drawing>
+          <wp:inline distT="0" distB="0" distL="0" distR="0" wp14:anchorId="7BC2E25B" wp14:editId="5F656491">
+            <wp:extent cx="6188710" cy="3481070"/>
+            <wp:effectExtent l="0" t="0" r="2540" b="5080"/>
+            <wp:docPr id="11" name="Picture 11"/>
+            <wp:cNvGraphicFramePr>
+              <a:graphicFrameLocks xmlns:a="http://schemas.openxmlformats.org/drawingml/2006/main" noChangeAspect="1"/>
+            </wp:cNvGraphicFramePr>
+            <a:graphic xmlns:a="http://schemas.openxmlformats.org/drawingml/2006/main">
+              <a:graphicData uri="http://schemas.openxmlformats.org/drawingml/2006/picture">
+                <pic:pic xmlns:pic="http://schemas.openxmlformats.org/drawingml/2006/picture">
+                  <pic:nvPicPr>
+                    <pic:cNvPr id="1" name=""/>
+                    <pic:cNvPicPr/>
+                  </pic:nvPicPr>
+                  <pic:blipFill>
+                    <a:blip r:embed="rId16"/>
+                    <a:stretch>
+                      <a:fillRect/>
+                    </a:stretch>
+                  </pic:blipFill>
+                  <pic:spPr>
+                    <a:xfrm>
+                      <a:off x="0" y="0"/>
+                      <a:ext cx="6188710" cy="3481070"/>
+                    </a:xfrm>
+                    <a:prstGeom prst="rect">
+                      <a:avLst/>
+                    </a:prstGeom>
+                  </pic:spPr>
+                </pic:pic>
+              </a:graphicData>
+            </a:graphic>
+          </wp:inline>
+        </w:drawing>
+      </w:r>
+    </w:p>
+    <w:p>
+      <w:pPr>
+        <w:pStyle w:val="Text"/>
+        <w:jc w:val="center"/>
+      </w:pPr>
+      <w:r>
+        <w:t>Lab completion is confirmed after successfully deploying, testing, and transforming the machine learning model.</w:t>
+      </w:r>
+    </w:p>
+    <w:p>
+      <w:pPr>
+        <w:pStyle w:val="Seperator"/>
+      </w:pPr>
+    </w:p>
+    <w:p>
+      <w:pPr>
+        <w:pStyle w:val="Heading"/>
+      </w:pPr>
+    </w:p>
+    <w:p>
+      <w:pPr>
+        <w:pStyle w:val="Heading"/>
+      </w:pPr>
+    </w:p>
+    <w:p>
+      <w:pPr>
+        <w:pStyle w:val="Heading"/>
+      </w:pPr>
+    </w:p>
+    <w:p>
+      <w:pPr>
+        <w:pStyle w:val="Heading"/>
+      </w:pPr>
+    </w:p>
+    <w:p>
+      <w:pPr>
+        <w:pStyle w:val="Heading"/>
+      </w:pPr>
+    </w:p>
+    <w:p>
+      <w:pPr>
+        <w:pStyle w:val="Heading"/>
+      </w:pPr>
+    </w:p>
+    <w:p>
+      <w:pPr>
+        <w:pStyle w:val="Heading"/>
+      </w:pPr>
+    </w:p>
+    <w:p>
+      <w:pPr>
+        <w:pStyle w:val="Heading"/>
+      </w:pPr>
+    </w:p>
+    <w:p>
+      <w:pPr>
+        <w:pStyle w:val="Heading"/>
+      </w:pPr>
+    </w:p>
+    <w:p>
+      <w:pPr>
+        <w:pStyle w:val="Heading"/>
+      </w:pPr>
+    </w:p>
+    <w:p>
+      <w:pPr>
+        <w:pStyle w:val="Heading"/>
+      </w:pPr>
+    </w:p>
+    <w:p>
+      <w:pPr>
+        <w:pStyle w:val="Heading"/>
+      </w:pPr>
+    </w:p>
+    <w:p>
+      <w:pPr>
+        <w:pStyle w:val="Heading"/>
+      </w:pPr>
+    </w:p>
+    <w:p>
+      <w:pPr>
+        <w:pStyle w:val="Heading"/>
+      </w:pPr>
+    </w:p>
+    <w:p>
+      <w:pPr>
+        <w:pStyle w:val="Heading"/>
+      </w:pPr>
+      <w:r>
+        <w:lastRenderedPageBreak/>
+        <w:t>Lab 3.6</w:t>
+      </w:r>
+    </w:p>
+    <w:p>
+      <w:pPr>
+        <w:pStyle w:val="Heading"/>
+      </w:pPr>
+      <w:r>
+        <w:t xml:space="preserve">Task 1: Accessing a notebook instance in Amazon </w:t>
+      </w:r>
+      <w:proofErr w:type="spellStart"/>
+      <w:r>
+        <w:t>SageMaker</w:t>
+      </w:r>
+      <w:proofErr w:type="spellEnd"/>
+    </w:p>
+    <w:p>
+      <w:pPr>
+        <w:pStyle w:val="Text"/>
+      </w:pPr>
+      <w:r>
+        <w:t xml:space="preserve">In this task, you will access </w:t>
+      </w:r>
+      <w:r>
+        <w:rPr>
+          <w:b/>
+          <w:bCs/>
+        </w:rPr>
+        <w:t xml:space="preserve">Amazon </w:t>
+      </w:r>
+      <w:proofErr w:type="spellStart"/>
+      <w:r>
+        <w:rPr>
+          <w:b/>
+          <w:bCs/>
+        </w:rPr>
+        <w:t>SageMaker</w:t>
+      </w:r>
+      <w:proofErr w:type="spellEnd"/>
+      <w:r>
+        <w:t xml:space="preserve"> in the AWS Management Console and open the </w:t>
+      </w:r>
+      <w:proofErr w:type="spellStart"/>
+      <w:r>
+        <w:rPr>
+          <w:rStyle w:val="CodeChar"/>
+        </w:rPr>
+        <w:t>Jupyter</w:t>
+      </w:r>
+      <w:proofErr w:type="spellEnd"/>
+      <w:r>
+        <w:t xml:space="preserve"> notebook for the lab.</w:t>
+      </w:r>
+    </w:p>
+    <w:p>
+      <w:pPr>
+        <w:pStyle w:val="Text"/>
+      </w:pPr>
+      <w:r>
+        <w:t xml:space="preserve">To create a </w:t>
+      </w:r>
+      <w:proofErr w:type="spellStart"/>
+      <w:r>
+        <w:rPr>
+          <w:rStyle w:val="CodeChar"/>
+        </w:rPr>
+        <w:t>Jupyter</w:t>
+      </w:r>
+      <w:proofErr w:type="spellEnd"/>
+      <w:r>
+        <w:t xml:space="preserve"> notebook instance with </w:t>
+      </w:r>
+      <w:r>
+        <w:rPr>
+          <w:b/>
+          <w:bCs/>
+        </w:rPr>
+        <w:t xml:space="preserve">Amazon </w:t>
+      </w:r>
+      <w:proofErr w:type="spellStart"/>
+      <w:r>
+        <w:rPr>
+          <w:b/>
+          <w:bCs/>
+        </w:rPr>
+        <w:t>SageMaker</w:t>
+      </w:r>
+      <w:proofErr w:type="spellEnd"/>
+      <w:r>
+        <w:t>:</w:t>
+      </w:r>
+    </w:p>
+    <w:p>
+      <w:pPr>
+        <w:pStyle w:val="Text"/>
+      </w:pPr>
+      <w:r>
+        <w:t xml:space="preserve">On the </w:t>
+      </w:r>
+      <w:r>
+        <w:rPr>
+          <w:b/>
+          <w:bCs/>
+        </w:rPr>
+        <w:t>AWS</w:t>
+      </w:r>
+      <w:r>
+        <w:t xml:space="preserve"> Management Console, on the Services menu, choose </w:t>
+      </w:r>
+      <w:r>
+        <w:rPr>
+          <w:b/>
+          <w:bCs/>
+        </w:rPr>
+        <w:t xml:space="preserve">Amazon </w:t>
+      </w:r>
+      <w:proofErr w:type="spellStart"/>
+      <w:r>
+        <w:rPr>
+          <w:b/>
+          <w:bCs/>
+        </w:rPr>
+        <w:t>SageMaker</w:t>
+      </w:r>
+      <w:proofErr w:type="spellEnd"/>
+      <w:r>
+        <w:rPr>
+          <w:b/>
+          <w:bCs/>
+        </w:rPr>
+        <w:t xml:space="preserve"> AI</w:t>
+      </w:r>
+      <w:r>
+        <w:t>.</w:t>
+      </w:r>
+    </w:p>
+    <w:p>
+      <w:pPr>
+        <w:pStyle w:val="Text"/>
+      </w:pPr>
+      <w:r>
+        <w:t xml:space="preserve">From the navigation menu on the left, expand the </w:t>
+      </w:r>
+      <w:r>
+        <w:rPr>
+          <w:rStyle w:val="CodeChar"/>
+        </w:rPr>
+        <w:t>Applications and IDEs</w:t>
+      </w:r>
+      <w:r>
+        <w:t xml:space="preserve"> section and choose Notebooks.</w:t>
+      </w:r>
+    </w:p>
+    <w:p>
+      <w:pPr>
+        <w:pStyle w:val="Text"/>
+      </w:pPr>
+      <w:r>
+        <w:t xml:space="preserve">Look for the notebook instance named </w:t>
+      </w:r>
+      <w:proofErr w:type="spellStart"/>
+      <w:r>
+        <w:rPr>
+          <w:rStyle w:val="CodeChar"/>
+        </w:rPr>
+        <w:t>MyNotebook</w:t>
+      </w:r>
+      <w:proofErr w:type="spellEnd"/>
+      <w:r>
+        <w:t xml:space="preserve">. Go to the end of the row, an open the </w:t>
+      </w:r>
+      <w:proofErr w:type="spellStart"/>
+      <w:r>
+        <w:rPr>
+          <w:rStyle w:val="CodeChar"/>
+        </w:rPr>
+        <w:t>Jupyter</w:t>
+      </w:r>
+      <w:proofErr w:type="spellEnd"/>
+      <w:r>
+        <w:t xml:space="preserve"> notebook instance by choosing Open </w:t>
+      </w:r>
+      <w:proofErr w:type="spellStart"/>
+      <w:r>
+        <w:rPr>
+          <w:rStyle w:val="CodeChar"/>
+        </w:rPr>
+        <w:t>JupyterLab</w:t>
+      </w:r>
+      <w:proofErr w:type="spellEnd"/>
+      <w:r>
+        <w:t>.</w:t>
+      </w:r>
+    </w:p>
+    <w:p>
+      <w:pPr>
+        <w:pStyle w:val="Heading"/>
+      </w:pPr>
+      <w:r>
+        <w:rPr>
+          <w:noProof/>
+        </w:rPr>
+        <w:drawing>
+          <wp:inline distT="0" distB="0" distL="0" distR="0" wp14:anchorId="38D5EC1B" wp14:editId="10AE00B4">
+            <wp:extent cx="6188710" cy="3481070"/>
+            <wp:effectExtent l="0" t="0" r="2540" b="5080"/>
+            <wp:docPr id="13" name="Picture 13"/>
+            <wp:cNvGraphicFramePr>
+              <a:graphicFrameLocks xmlns:a="http://schemas.openxmlformats.org/drawingml/2006/main" noChangeAspect="1"/>
+            </wp:cNvGraphicFramePr>
+            <a:graphic xmlns:a="http://schemas.openxmlformats.org/drawingml/2006/main">
+              <a:graphicData uri="http://schemas.openxmlformats.org/drawingml/2006/picture">
+                <pic:pic xmlns:pic="http://schemas.openxmlformats.org/drawingml/2006/picture">
+                  <pic:nvPicPr>
+                    <pic:cNvPr id="1" name=""/>
+                    <pic:cNvPicPr/>
+                  </pic:nvPicPr>
+                  <pic:blipFill>
+                    <a:blip r:embed="rId17"/>
+                    <a:stretch>
+                      <a:fillRect/>
+                    </a:stretch>
+                  </pic:blipFill>
+                  <pic:spPr>
+                    <a:xfrm>
+                      <a:off x="0" y="0"/>
+                      <a:ext cx="6188710" cy="3481070"/>
+                    </a:xfrm>
+                    <a:prstGeom prst="rect">
+                      <a:avLst/>
+                    </a:prstGeom>
+                  </pic:spPr>
+                </pic:pic>
+              </a:graphicData>
+            </a:graphic>
+          </wp:inline>
+        </w:drawing>
+      </w:r>
+    </w:p>
+    <w:p>
+      <w:pPr>
+        <w:pStyle w:val="Seperator"/>
+      </w:pPr>
+    </w:p>
+    <w:p>
+      <w:pPr>
+        <w:pStyle w:val="Heading"/>
+      </w:pPr>
+      <w:r>
+        <w:t>Task 2: Opening a notebook in your notebook instance</w:t>
+      </w:r>
+    </w:p>
+    <w:p>
+      <w:pPr>
+        <w:pStyle w:val="Text"/>
+      </w:pPr>
+      <w:r>
+        <w:t>In this task, you will open the notebook for this lab.</w:t>
+      </w:r>
+    </w:p>
+    <w:p>
+      <w:pPr>
+        <w:pStyle w:val="Text"/>
+      </w:pPr>
+      <w:r>
+        <w:t xml:space="preserve">In your </w:t>
+      </w:r>
+      <w:proofErr w:type="spellStart"/>
+      <w:r>
+        <w:rPr>
+          <w:rStyle w:val="CodeChar"/>
+        </w:rPr>
+        <w:t>JupyterLab</w:t>
+      </w:r>
+      <w:proofErr w:type="spellEnd"/>
+      <w:r>
+        <w:t xml:space="preserve"> environment, go to the file browser in the left pane and locate the </w:t>
+      </w:r>
+      <w:r>
+        <w:rPr>
+          <w:rStyle w:val="CodeChar"/>
+        </w:rPr>
+        <w:t>3_</w:t>
+      </w:r>
+      <w:r>
+        <w:rPr>
+          <w:rStyle w:val="CodeChar"/>
+        </w:rPr>
+        <w:t>6</w:t>
+      </w:r>
+      <w:r>
+        <w:rPr>
+          <w:rStyle w:val="CodeChar"/>
+        </w:rPr>
+        <w:t xml:space="preserve">-machinelearning.ipynb </w:t>
+      </w:r>
+      <w:r>
+        <w:t>file.</w:t>
+      </w:r>
+    </w:p>
+    <w:p>
+      <w:pPr>
+        <w:pStyle w:val="Text"/>
+      </w:pPr>
+      <w:r>
+        <w:t xml:space="preserve">Open the </w:t>
+      </w:r>
+      <w:proofErr w:type="spellStart"/>
+      <w:r>
+        <w:rPr>
+          <w:rStyle w:val="CodeChar"/>
+        </w:rPr>
+        <w:t>en_us</w:t>
+      </w:r>
+      <w:proofErr w:type="spellEnd"/>
+      <w:r>
+        <w:rPr>
+          <w:rStyle w:val="CodeChar"/>
+        </w:rPr>
+        <w:t>/3_</w:t>
+      </w:r>
+      <w:r>
+        <w:rPr>
+          <w:rStyle w:val="CodeChar"/>
+        </w:rPr>
+        <w:t>6</w:t>
+      </w:r>
+      <w:r>
+        <w:rPr>
+          <w:rStyle w:val="CodeChar"/>
+        </w:rPr>
+        <w:t>-machinelearning.ipynb</w:t>
+      </w:r>
+      <w:r>
+        <w:t xml:space="preserve"> file by choosing it.</w:t>
+      </w:r>
+    </w:p>
+    <w:p>
+      <w:pPr>
+        <w:pStyle w:val="Text"/>
+      </w:pPr>
+      <w:r>
+        <w:t xml:space="preserve">Tip: If a window appears asking you to select a kernel, select </w:t>
+      </w:r>
+      <w:r>
+        <w:rPr>
+          <w:rStyle w:val="CodeChar"/>
+        </w:rPr>
+        <w:t>conda_python3</w:t>
+      </w:r>
+      <w:r>
+        <w:t xml:space="preserve"> and then choose Select.</w:t>
+      </w:r>
+    </w:p>
+    <w:p>
+      <w:pPr>
+        <w:pStyle w:val="Text"/>
+      </w:pPr>
+      <w:r>
+        <w:t>Follow the instructions in the notebook.</w:t>
+      </w:r>
+    </w:p>
+    <w:p>
+      <w:pPr>
+        <w:pStyle w:val="Heading"/>
+        <w:rPr>
+          <w:noProof/>
+        </w:rPr>
+      </w:pPr>
+    </w:p>
+    <w:p>
+      <w:pPr>
+        <w:pStyle w:val="Heading"/>
+        <w:rPr>
+          <w:noProof/>
+        </w:rPr>
+      </w:pPr>
+    </w:p>
+    <w:p>
+      <w:pPr>
+        <w:pStyle w:val="Heading"/>
+        <w:rPr>
+          <w:noProof/>
+        </w:rPr>
+      </w:pPr>
+    </w:p>
+    <w:p>
+      <w:pPr>
+        <w:pStyle w:val="Heading"/>
+      </w:pPr>
+      <w:r>
+        <w:rPr>
+          <w:noProof/>
+        </w:rPr>
+        <w:drawing>
+          <wp:inline distT="0" distB="0" distL="0" distR="0" wp14:anchorId="7D27E2B5" wp14:editId="049E251F">
+            <wp:extent cx="6188710" cy="3481070"/>
+            <wp:effectExtent l="0" t="0" r="2540" b="5080"/>
+            <wp:docPr id="12" name="Picture 12"/>
+            <wp:cNvGraphicFramePr>
+              <a:graphicFrameLocks xmlns:a="http://schemas.openxmlformats.org/drawingml/2006/main" noChangeAspect="1"/>
+            </wp:cNvGraphicFramePr>
+            <a:graphic xmlns:a="http://schemas.openxmlformats.org/drawingml/2006/main">
+              <a:graphicData uri="http://schemas.openxmlformats.org/drawingml/2006/picture">
+                <pic:pic xmlns:pic="http://schemas.openxmlformats.org/drawingml/2006/picture">
+                  <pic:nvPicPr>
+                    <pic:cNvPr id="1" name=""/>
+                    <pic:cNvPicPr/>
+                  </pic:nvPicPr>
+                  <pic:blipFill>
+                    <a:blip r:embed="rId18"/>
+                    <a:stretch>
+                      <a:fillRect/>
+                    </a:stretch>
+                  </pic:blipFill>
+                  <pic:spPr>
+                    <a:xfrm>
+                      <a:off x="0" y="0"/>
+                      <a:ext cx="6188710" cy="3481070"/>
+                    </a:xfrm>
+                    <a:prstGeom prst="rect">
+                      <a:avLst/>
+                    </a:prstGeom>
+                  </pic:spPr>
+                </pic:pic>
+              </a:graphicData>
+            </a:graphic>
+          </wp:inline>
+        </w:drawing>
+      </w:r>
+    </w:p>
+    <w:p>
+      <w:pPr>
+        <w:pStyle w:val="Heading"/>
+      </w:pPr>
+    </w:p>
+    <w:p>
+      <w:pPr>
+        <w:pStyle w:val="Heading"/>
+      </w:pPr>
+    </w:p>
+    <w:p>
+      <w:pPr>
+        <w:pStyle w:val="Heading"/>
+      </w:pPr>
+      <w:r>
+        <w:rPr>
+          <w:noProof/>
+        </w:rPr>
+        <w:drawing>
+          <wp:inline distT="0" distB="0" distL="0" distR="0" wp14:anchorId="48EFED40" wp14:editId="0A449302">
+            <wp:extent cx="6188710" cy="3481070"/>
+            <wp:effectExtent l="0" t="0" r="2540" b="5080"/>
+            <wp:docPr id="14" name="Picture 14"/>
+            <wp:cNvGraphicFramePr>
+              <a:graphicFrameLocks xmlns:a="http://schemas.openxmlformats.org/drawingml/2006/main" noChangeAspect="1"/>
+            </wp:cNvGraphicFramePr>
+            <a:graphic xmlns:a="http://schemas.openxmlformats.org/drawingml/2006/main">
+              <a:graphicData uri="http://schemas.openxmlformats.org/drawingml/2006/picture">
+                <pic:pic xmlns:pic="http://schemas.openxmlformats.org/drawingml/2006/picture">
+                  <pic:nvPicPr>
+                    <pic:cNvPr id="1" name=""/>
+                    <pic:cNvPicPr/>
+                  </pic:nvPicPr>
+                  <pic:blipFill>
+                    <a:blip r:embed="rId19"/>
+                    <a:stretch>
+                      <a:fillRect/>
+                    </a:stretch>
+                  </pic:blipFill>
+                  <pic:spPr>
+                    <a:xfrm>
+                      <a:off x="0" y="0"/>
+                      <a:ext cx="6188710" cy="3481070"/>
+                    </a:xfrm>
+                    <a:prstGeom prst="rect">
+                      <a:avLst/>
+                    </a:prstGeom>
+                  </pic:spPr>
+                </pic:pic>
+              </a:graphicData>
+            </a:graphic>
+          </wp:inline>
+        </w:drawing>
+      </w:r>
+    </w:p>
+    <w:p>
+      <w:pPr>
+        <w:pStyle w:val="Text"/>
+        <w:jc w:val="center"/>
+      </w:pPr>
+      <w:r>
+        <w:t>Notebook Opened</w:t>
+      </w:r>
+    </w:p>
+    <w:p>
+      <w:pPr>
+        <w:pStyle w:val="Heading"/>
+      </w:pPr>
+    </w:p>
+    <w:p>
+      <w:pPr>
+        <w:pStyle w:val="Heading"/>
+        <w:rPr>
+          <w:noProof/>
+        </w:rPr>
+      </w:pPr>
+    </w:p>
+    <w:p>
+      <w:pPr>
+        <w:pStyle w:val="Heading"/>
+      </w:pPr>
+      <w:r>
+        <w:rPr>
+          <w:noProof/>
+        </w:rPr>
+        <w:drawing>
+          <wp:inline distT="0" distB="0" distL="0" distR="0" wp14:anchorId="6078A076" wp14:editId="5C53275B">
+            <wp:extent cx="6188710" cy="3481070"/>
+            <wp:effectExtent l="0" t="0" r="2540" b="5080"/>
+            <wp:docPr id="15" name="Picture 15"/>
+            <wp:cNvGraphicFramePr>
+              <a:graphicFrameLocks xmlns:a="http://schemas.openxmlformats.org/drawingml/2006/main" noChangeAspect="1"/>
+            </wp:cNvGraphicFramePr>
+            <a:graphic xmlns:a="http://schemas.openxmlformats.org/drawingml/2006/main">
+              <a:graphicData uri="http://schemas.openxmlformats.org/drawingml/2006/picture">
+                <pic:pic xmlns:pic="http://schemas.openxmlformats.org/drawingml/2006/picture">
+                  <pic:nvPicPr>
+                    <pic:cNvPr id="1" name=""/>
+                    <pic:cNvPicPr/>
+                  </pic:nvPicPr>
+                  <pic:blipFill>
+                    <a:blip r:embed="rId20"/>
+                    <a:stretch>
+                      <a:fillRect/>
+                    </a:stretch>
+                  </pic:blipFill>
+                  <pic:spPr>
+                    <a:xfrm>
+                      <a:off x="0" y="0"/>
+                      <a:ext cx="6188710" cy="3481070"/>
+                    </a:xfrm>
+                    <a:prstGeom prst="rect">
+                      <a:avLst/>
+                    </a:prstGeom>
+                  </pic:spPr>
+                </pic:pic>
+              </a:graphicData>
+            </a:graphic>
+          </wp:inline>
+        </w:drawing>
+      </w:r>
+    </w:p>
+    <w:p>
+      <w:pPr>
+        <w:pStyle w:val="Text"/>
+        <w:jc w:val="center"/>
+      </w:pPr>
+      <w:r>
+        <w:t xml:space="preserve">Installing Required Dependencies </w:t>
+      </w:r>
+    </w:p>
+    <w:p>
+      <w:pPr>
+        <w:pStyle w:val="Heading"/>
+        <w:jc w:val="center"/>
+        <w:rPr>
+          <w:rFonts w:ascii="JetBrains Mono NL" w:eastAsia="Microsoft JhengHei" w:hAnsi="JetBrains Mono NL" w:cs="Cascadia Code"/>
+          <w:b w:val="0"/>
+          <w:bCs w:val="0"/>
+          <w:sz w:val="18"/>
+          <w:lang w:val="en-IN" w:eastAsia="en-IN"/>
+        </w:rPr>
+      </w:pPr>
+      <w:r>
+        <w:rPr>
+          <w:rFonts w:ascii="JetBrains Mono NL" w:eastAsia="Microsoft JhengHei" w:hAnsi="JetBrains Mono NL" w:cs="Cascadia Code"/>
+          <w:b w:val="0"/>
+          <w:bCs w:val="0"/>
+          <w:sz w:val="18"/>
+          <w:lang w:val="en-IN" w:eastAsia="en-IN"/>
+        </w:rPr>
+        <w:t xml:space="preserve">!pip install requests pandas </w:t>
+      </w:r>
+      <w:proofErr w:type="spellStart"/>
+      <w:r>
+        <w:rPr>
+          <w:rFonts w:ascii="JetBrains Mono NL" w:eastAsia="Microsoft JhengHei" w:hAnsi="JetBrains Mono NL" w:cs="Cascadia Code"/>
+          <w:b w:val="0"/>
+          <w:bCs w:val="0"/>
+          <w:sz w:val="18"/>
+          <w:lang w:val="en-IN" w:eastAsia="en-IN"/>
+        </w:rPr>
+        <w:t>scipy</w:t>
+      </w:r>
+      <w:proofErr w:type="spellEnd"/>
+      <w:r>
+        <w:rPr>
+          <w:rFonts w:ascii="JetBrains Mono NL" w:eastAsia="Microsoft JhengHei" w:hAnsi="JetBrains Mono NL" w:cs="Cascadia Code"/>
+          <w:b w:val="0"/>
+          <w:bCs w:val="0"/>
+          <w:sz w:val="18"/>
+          <w:lang w:val="en-IN" w:eastAsia="en-IN"/>
+        </w:rPr>
+        <w:t xml:space="preserve"> boto3 </w:t>
+      </w:r>
+      <w:proofErr w:type="spellStart"/>
+      <w:r>
+        <w:rPr>
+          <w:rFonts w:ascii="JetBrains Mono NL" w:eastAsia="Microsoft JhengHei" w:hAnsi="JetBrains Mono NL" w:cs="Cascadia Code"/>
+          <w:b w:val="0"/>
+          <w:bCs w:val="0"/>
+          <w:sz w:val="18"/>
+          <w:lang w:val="en-IN" w:eastAsia="en-IN"/>
+        </w:rPr>
+        <w:t>sagemaker</w:t>
+      </w:r>
+      <w:proofErr w:type="spellEnd"/>
+      <w:r>
+        <w:rPr>
+          <w:rFonts w:ascii="JetBrains Mono NL" w:eastAsia="Microsoft JhengHei" w:hAnsi="JetBrains Mono NL" w:cs="Cascadia Code"/>
+          <w:b w:val="0"/>
+          <w:bCs w:val="0"/>
+          <w:sz w:val="18"/>
+          <w:lang w:val="en-IN" w:eastAsia="en-IN"/>
+        </w:rPr>
+        <w:t xml:space="preserve"> </w:t>
+      </w:r>
+      <w:proofErr w:type="spellStart"/>
+      <w:r>
+        <w:rPr>
+          <w:rFonts w:ascii="JetBrains Mono NL" w:eastAsia="Microsoft JhengHei" w:hAnsi="JetBrains Mono NL" w:cs="Cascadia Code"/>
+          <w:b w:val="0"/>
+          <w:bCs w:val="0"/>
+          <w:sz w:val="18"/>
+          <w:lang w:val="en-IN" w:eastAsia="en-IN"/>
+        </w:rPr>
+        <w:t>numpy</w:t>
+      </w:r>
+      <w:proofErr w:type="spellEnd"/>
+      <w:r>
+        <w:rPr>
+          <w:rFonts w:ascii="JetBrains Mono NL" w:eastAsia="Microsoft JhengHei" w:hAnsi="JetBrains Mono NL" w:cs="Cascadia Code"/>
+          <w:b w:val="0"/>
+          <w:bCs w:val="0"/>
+          <w:sz w:val="18"/>
+          <w:lang w:val="en-IN" w:eastAsia="en-IN"/>
+        </w:rPr>
+        <w:t xml:space="preserve"> scikit-learn matplotlib</w:t>
+      </w:r>
+    </w:p>
+    <w:p>
+      <w:pPr>
+        <w:pStyle w:val="Heading"/>
+        <w:jc w:val="center"/>
+      </w:pPr>
+    </w:p>
+    <w:p>
+      <w:pPr>
+        <w:pStyle w:val="Heading"/>
+      </w:pPr>
+      <w:r>
+        <w:rPr>
+          <w:noProof/>
+        </w:rPr>
+        <w:drawing>
+          <wp:inline distT="0" distB="0" distL="0" distR="0" wp14:anchorId="098E963D" wp14:editId="6310BC3D">
+            <wp:extent cx="6188710" cy="3481070"/>
+            <wp:effectExtent l="0" t="0" r="2540" b="5080"/>
+            <wp:docPr id="16" name="Picture 16"/>
+            <wp:cNvGraphicFramePr>
+              <a:graphicFrameLocks xmlns:a="http://schemas.openxmlformats.org/drawingml/2006/main" noChangeAspect="1"/>
+            </wp:cNvGraphicFramePr>
+            <a:graphic xmlns:a="http://schemas.openxmlformats.org/drawingml/2006/main">
+              <a:graphicData uri="http://schemas.openxmlformats.org/drawingml/2006/picture">
+                <pic:pic xmlns:pic="http://schemas.openxmlformats.org/drawingml/2006/picture">
+                  <pic:nvPicPr>
+                    <pic:cNvPr id="1" name=""/>
+                    <pic:cNvPicPr/>
+                  </pic:nvPicPr>
+                  <pic:blipFill>
+                    <a:blip r:embed="rId21"/>
+                    <a:stretch>
+                      <a:fillRect/>
+                    </a:stretch>
+                  </pic:blipFill>
+                  <pic:spPr>
+                    <a:xfrm>
+                      <a:off x="0" y="0"/>
+                      <a:ext cx="6188710" cy="3481070"/>
+                    </a:xfrm>
+                    <a:prstGeom prst="rect">
+                      <a:avLst/>
+                    </a:prstGeom>
+                  </pic:spPr>
+                </pic:pic>
+              </a:graphicData>
+            </a:graphic>
+          </wp:inline>
+        </w:drawing>
+      </w:r>
+    </w:p>
+    <w:p>
+      <w:pPr>
+        <w:pStyle w:val="Text"/>
+        <w:jc w:val="center"/>
+      </w:pPr>
+      <w:r>
+        <w:t>Exploring prediction results and constructing a confusion matrix in Python.</w:t>
+      </w:r>
+    </w:p>
+    <w:p>
+      <w:pPr>
+        <w:pStyle w:val="Heading"/>
+      </w:pPr>
+    </w:p>
+    <w:p>
+      <w:pPr>
+        <w:pStyle w:val="Heading"/>
+      </w:pPr>
+      <w:r>
+        <w:rPr>
+          <w:noProof/>
+        </w:rPr>
+        <w:drawing>
+          <wp:inline distT="0" distB="0" distL="0" distR="0" wp14:anchorId="4E620D8A" wp14:editId="358234F8">
+            <wp:extent cx="6188710" cy="3481070"/>
+            <wp:effectExtent l="0" t="0" r="2540" b="5080"/>
+            <wp:docPr id="17" name="Picture 17"/>
+            <wp:cNvGraphicFramePr>
+              <a:graphicFrameLocks xmlns:a="http://schemas.openxmlformats.org/drawingml/2006/main" noChangeAspect="1"/>
+            </wp:cNvGraphicFramePr>
+            <a:graphic xmlns:a="http://schemas.openxmlformats.org/drawingml/2006/main">
+              <a:graphicData uri="http://schemas.openxmlformats.org/drawingml/2006/picture">
+                <pic:pic xmlns:pic="http://schemas.openxmlformats.org/drawingml/2006/picture">
+                  <pic:nvPicPr>
+                    <pic:cNvPr id="1" name=""/>
+                    <pic:cNvPicPr/>
+                  </pic:nvPicPr>
+                  <pic:blipFill>
+                    <a:blip r:embed="rId22"/>
+                    <a:stretch>
+                      <a:fillRect/>
+                    </a:stretch>
+                  </pic:blipFill>
+                  <pic:spPr>
+                    <a:xfrm>
+                      <a:off x="0" y="0"/>
+                      <a:ext cx="6188710" cy="3481070"/>
+                    </a:xfrm>
+                    <a:prstGeom prst="rect">
+                      <a:avLst/>
+                    </a:prstGeom>
+                  </pic:spPr>
+                </pic:pic>
+              </a:graphicData>
+            </a:graphic>
+          </wp:inline>
+        </w:drawing>
+      </w:r>
+    </w:p>
+    <w:p>
+      <w:pPr>
+        <w:pStyle w:val="Text"/>
+        <w:jc w:val="center"/>
+      </w:pPr>
+      <w:r>
+        <w:t>Extracting prediction metrics to calculate sensitivity and specificity values.</w:t>
+      </w:r>
+    </w:p>
+    <w:p>
+      <w:pPr>
+        <w:pStyle w:val="Heading"/>
+      </w:pPr>
+    </w:p>
+    <w:p>
+      <w:pPr>
+        <w:pStyle w:val="Heading"/>
+      </w:pPr>
+      <w:r>
+        <w:rPr>
+          <w:noProof/>
+        </w:rPr>
+        <w:drawing>
+          <wp:inline distT="0" distB="0" distL="0" distR="0" wp14:anchorId="60FA798B" wp14:editId="0A246AA5">
+            <wp:extent cx="6188710" cy="3481070"/>
+            <wp:effectExtent l="0" t="0" r="2540" b="5080"/>
+            <wp:docPr id="18" name="Picture 18"/>
+            <wp:cNvGraphicFramePr>
+              <a:graphicFrameLocks xmlns:a="http://schemas.openxmlformats.org/drawingml/2006/main" noChangeAspect="1"/>
+            </wp:cNvGraphicFramePr>
+            <a:graphic xmlns:a="http://schemas.openxmlformats.org/drawingml/2006/main">
+              <a:graphicData uri="http://schemas.openxmlformats.org/drawingml/2006/picture">
+                <pic:pic xmlns:pic="http://schemas.openxmlformats.org/drawingml/2006/picture">
+                  <pic:nvPicPr>
+                    <pic:cNvPr id="1" name=""/>
+                    <pic:cNvPicPr/>
+                  </pic:nvPicPr>
+                  <pic:blipFill>
+                    <a:blip r:embed="rId23"/>
+                    <a:stretch>
+                      <a:fillRect/>
+                    </a:stretch>
+                  </pic:blipFill>
+                  <pic:spPr>
+                    <a:xfrm>
+                      <a:off x="0" y="0"/>
+                      <a:ext cx="6188710" cy="3481070"/>
+                    </a:xfrm>
+                    <a:prstGeom prst="rect">
+                      <a:avLst/>
+                    </a:prstGeom>
+                  </pic:spPr>
+                </pic:pic>
+              </a:graphicData>
+            </a:graphic>
+          </wp:inline>
+        </w:drawing>
+      </w:r>
+    </w:p>
+    <w:p>
+      <w:pPr>
+        <w:pStyle w:val="Text"/>
+        <w:jc w:val="center"/>
+      </w:pPr>
+      <w:r>
+        <w:t>Coding evaluations for predictive values, false rates, and discovery rates.</w:t>
+      </w:r>
+    </w:p>
+    <w:p>
+      <w:pPr>
+        <w:pStyle w:val="Heading"/>
+      </w:pPr>
+      <w:r>
+        <w:lastRenderedPageBreak/>
+        <w:br/>
+      </w:r>
+      <w:r>
+        <w:br/>
+      </w:r>
+      <w:r>
+        <w:rPr>
+          <w:noProof/>
+        </w:rPr>
+        <w:drawing>
+          <wp:inline distT="0" distB="0" distL="0" distR="0" wp14:anchorId="3D98E638" wp14:editId="63B3C199">
+            <wp:extent cx="6188710" cy="3481070"/>
+            <wp:effectExtent l="0" t="0" r="2540" b="5080"/>
+            <wp:docPr id="20" name="Picture 20"/>
+            <wp:cNvGraphicFramePr>
+              <a:graphicFrameLocks xmlns:a="http://schemas.openxmlformats.org/drawingml/2006/main" noChangeAspect="1"/>
+            </wp:cNvGraphicFramePr>
+            <a:graphic xmlns:a="http://schemas.openxmlformats.org/drawingml/2006/main">
+              <a:graphicData uri="http://schemas.openxmlformats.org/drawingml/2006/picture">
+                <pic:pic xmlns:pic="http://schemas.openxmlformats.org/drawingml/2006/picture">
+                  <pic:nvPicPr>
+                    <pic:cNvPr id="1" name=""/>
+                    <pic:cNvPicPr/>
+                  </pic:nvPicPr>
+                  <pic:blipFill>
+                    <a:blip r:embed="rId24"/>
+                    <a:stretch>
+                      <a:fillRect/>
+                    </a:stretch>
+                  </pic:blipFill>
+                  <pic:spPr>
+                    <a:xfrm>
+                      <a:off x="0" y="0"/>
+                      <a:ext cx="6188710" cy="3481070"/>
+                    </a:xfrm>
+                    <a:prstGeom prst="rect">
+                      <a:avLst/>
+                    </a:prstGeom>
+                  </pic:spPr>
+                </pic:pic>
+              </a:graphicData>
+            </a:graphic>
+          </wp:inline>
+        </w:drawing>
+      </w:r>
+    </w:p>
+    <w:p>
+      <w:pPr>
+        <w:pStyle w:val="Text"/>
+        <w:jc w:val="center"/>
+      </w:pPr>
+      <w:r>
+        <w:t>Setting up parameters to calculate and plot the AUC-ROC curve.</w:t>
+      </w:r>
+    </w:p>
+    <w:p>
+      <w:pPr>
+        <w:pStyle w:val="Heading"/>
+      </w:pPr>
+    </w:p>
+    <w:p>
+      <w:pPr>
+        <w:pStyle w:val="Text"/>
+      </w:pPr>
+      <w:r>
+        <w:rPr>
+          <w:noProof/>
+        </w:rPr>
+        <w:drawing>
+          <wp:inline distT="0" distB="0" distL="0" distR="0" wp14:anchorId="5554EB48" wp14:editId="1349DFFA">
+            <wp:extent cx="6188710" cy="3481070"/>
+            <wp:effectExtent l="0" t="0" r="2540" b="5080"/>
+            <wp:docPr id="21" name="Picture 21"/>
+            <wp:cNvGraphicFramePr>
+              <a:graphicFrameLocks xmlns:a="http://schemas.openxmlformats.org/drawingml/2006/main" noChangeAspect="1"/>
+            </wp:cNvGraphicFramePr>
+            <a:graphic xmlns:a="http://schemas.openxmlformats.org/drawingml/2006/main">
+              <a:graphicData uri="http://schemas.openxmlformats.org/drawingml/2006/picture">
+                <pic:pic xmlns:pic="http://schemas.openxmlformats.org/drawingml/2006/picture">
+                  <pic:nvPicPr>
+                    <pic:cNvPr id="1" name=""/>
+                    <pic:cNvPicPr/>
+                  </pic:nvPicPr>
+                  <pic:blipFill>
+                    <a:blip r:embed="rId25"/>
+                    <a:stretch>
+                      <a:fillRect/>
+                    </a:stretch>
+                  </pic:blipFill>
+                  <pic:spPr>
+                    <a:xfrm>
+                      <a:off x="0" y="0"/>
+                      <a:ext cx="6188710" cy="3481070"/>
+                    </a:xfrm>
+                    <a:prstGeom prst="rect">
+                      <a:avLst/>
+                    </a:prstGeom>
+                  </pic:spPr>
+                </pic:pic>
+              </a:graphicData>
+            </a:graphic>
+          </wp:inline>
+        </w:drawing>
+      </w:r>
+    </w:p>
+    <w:p>
+      <w:pPr>
+        <w:pStyle w:val="Text"/>
+        <w:jc w:val="center"/>
+      </w:pPr>
+      <w:r>
+        <w:t>Finalizing the ROC plot code and completing the machine learning lab.</w:t>
+      </w:r>
+    </w:p>
     <w:sectPr>
-      <w:headerReference w:type="even" r:id="rId9"/>
-      <w:headerReference w:type="default" r:id="rId10"/>
-      <w:footerReference w:type="even" r:id="rId11"/>
-      <w:footerReference w:type="default" r:id="rId12"/>
-      <w:headerReference w:type="first" r:id="rId13"/>
-      <w:footerReference w:type="first" r:id="rId14"/>
+      <w:headerReference w:type="default" r:id="rId26"/>
+      <w:footerReference w:type="default" r:id="rId27"/>
       <w:type w:val="continuous"/>
       <w:pgSz w:w="11906" w:h="16838"/>
       <w:pgMar w:top="1440" w:right="1080" w:bottom="1440" w:left="1080" w:header="708" w:footer="708" w:gutter="0"/>
@@ -50,16 +1861,6 @@
   <w:p>
     <w:pPr>
       <w:pStyle w:val="Footer"/>
-    </w:pPr>
-  </w:p>
-</w:ftr>
-</file>
-
-<file path=word/footer2.xml><?xml version="1.0" encoding="utf-8"?>
-<w:ftr xmlns:wpc="http://schemas.microsoft.com/office/word/2010/wordprocessingCanvas" xmlns:cx="http://schemas.microsoft.com/office/drawing/2014/chartex" xmlns:cx1="http://schemas.microsoft.com/office/drawing/2015/9/8/chartex" xmlns:cx2="http://schemas.microsoft.com/office/drawing/2015/10/21/chartex" xmlns:cx3="http://schemas.microsoft.com/office/drawing/2016/5/9/chartex" xmlns:cx4="http://schemas.microsoft.com/office/drawing/2016/5/10/chartex" xmlns:cx5="http://schemas.microsoft.com/office/drawing/2016/5/11/chartex" xmlns:cx6="http://schemas.microsoft.com/office/drawing/2016/5/12/chartex" xmlns:cx7="http://schemas.microsoft.com/office/drawing/2016/5/13/chartex" xmlns:cx8="http://schemas.microsoft.com/office/drawing/2016/5/14/chartex" xmlns:mc="http://schemas.openxmlformats.org/markup-compatibility/2006" xmlns:aink="http://schemas.microsoft.com/office/drawing/2016/ink" xmlns:am3d="http://schemas.microsoft.com/office/drawing/2017/model3d" xmlns:o="urn:schemas-microsoft-com:office:office" xmlns:r="http://schemas.openxmlformats.org/officeDocument/2006/relationships" xmlns:m="http://schemas.openxmlformats.org/officeDocument/2006/math" xmlns:v="urn:schemas-microsoft-com:vml" xmlns:wp14="http://schemas.microsoft.com/office/word/2010/wordprocessingDrawing" xmlns:wp="http://schemas.openxmlformats.org/drawingml/2006/wordprocessingDrawing" xmlns:w10="urn:schemas-microsoft-com:office:word" xmlns:w="http://schemas.openxmlformats.org/wordprocessingml/2006/main" xmlns:w14="http://schemas.microsoft.com/office/word/2010/wordml" xmlns:w15="http://schemas.microsoft.com/office/word/2012/wordml" xmlns:w16cex="http://schemas.microsoft.com/office/word/2018/wordml/cex" xmlns:w16cid="http://schemas.microsoft.com/office/word/2016/wordml/cid" xmlns:w16="http://schemas.microsoft.com/office/word/2018/wordml" xmlns:w16sdtdh="http://schemas.microsoft.com/office/word/2020/wordml/sdtdatahash" xmlns:w16se="http://schemas.microsoft.com/office/word/2015/wordml/symex" xmlns:wpg="http://schemas.microsoft.com/office/word/2010/wordprocessingGroup" xmlns:wpi="http://schemas.microsoft.com/office/word/2010/wordprocessingInk" xmlns:wne="http://schemas.microsoft.com/office/word/2006/wordml" xmlns:wps="http://schemas.microsoft.com/office/word/2010/wordprocessingShape" mc:Ignorable="w14 w15 w16se w16cid w16 w16cex w16sdtdh wp14">
-  <w:p>
-    <w:pPr>
-      <w:pStyle w:val="Footer"/>
       <w:pBdr>
         <w:top w:val="single" w:sz="4" w:space="8" w:color="4472C4" w:themeColor="accent1"/>
       </w:pBdr>
@@ -103,7 +1904,7 @@
         <w:noProof/>
         <w:color w:val="000000" w:themeColor="text1"/>
       </w:rPr>
-      <w:t xml:space="preserve">10        </w:t>
+      <w:t xml:space="preserve">10       </w:t>
     </w:r>
     <w:r>
       <w:rPr>
@@ -124,7 +1925,7 @@
         <w:noProof/>
         <w:color w:val="000000" w:themeColor="text1"/>
       </w:rPr>
-      <w:t xml:space="preserve">          </w:t>
+      <w:t xml:space="preserve">         </w:t>
     </w:r>
     <w:r>
       <w:rPr>
@@ -175,16 +1976,6 @@
       <w:rPr>
         <w:color w:val="000000" w:themeColor="text1"/>
       </w:rPr>
-    </w:pPr>
-  </w:p>
-</w:ftr>
-</file>
-
-<file path=word/footer3.xml><?xml version="1.0" encoding="utf-8"?>
-<w:ftr xmlns:wpc="http://schemas.microsoft.com/office/word/2010/wordprocessingCanvas" xmlns:cx="http://schemas.microsoft.com/office/drawing/2014/chartex" xmlns:cx1="http://schemas.microsoft.com/office/drawing/2015/9/8/chartex" xmlns:cx2="http://schemas.microsoft.com/office/drawing/2015/10/21/chartex" xmlns:cx3="http://schemas.microsoft.com/office/drawing/2016/5/9/chartex" xmlns:cx4="http://schemas.microsoft.com/office/drawing/2016/5/10/chartex" xmlns:cx5="http://schemas.microsoft.com/office/drawing/2016/5/11/chartex" xmlns:cx6="http://schemas.microsoft.com/office/drawing/2016/5/12/chartex" xmlns:cx7="http://schemas.microsoft.com/office/drawing/2016/5/13/chartex" xmlns:cx8="http://schemas.microsoft.com/office/drawing/2016/5/14/chartex" xmlns:mc="http://schemas.openxmlformats.org/markup-compatibility/2006" xmlns:aink="http://schemas.microsoft.com/office/drawing/2016/ink" xmlns:am3d="http://schemas.microsoft.com/office/drawing/2017/model3d" xmlns:o="urn:schemas-microsoft-com:office:office" xmlns:r="http://schemas.openxmlformats.org/officeDocument/2006/relationships" xmlns:m="http://schemas.openxmlformats.org/officeDocument/2006/math" xmlns:v="urn:schemas-microsoft-com:vml" xmlns:wp14="http://schemas.microsoft.com/office/word/2010/wordprocessingDrawing" xmlns:wp="http://schemas.openxmlformats.org/drawingml/2006/wordprocessingDrawing" xmlns:w10="urn:schemas-microsoft-com:office:word" xmlns:w="http://schemas.openxmlformats.org/wordprocessingml/2006/main" xmlns:w14="http://schemas.microsoft.com/office/word/2010/wordml" xmlns:w15="http://schemas.microsoft.com/office/word/2012/wordml" xmlns:w16cex="http://schemas.microsoft.com/office/word/2018/wordml/cex" xmlns:w16cid="http://schemas.microsoft.com/office/word/2016/wordml/cid" xmlns:w16="http://schemas.microsoft.com/office/word/2018/wordml" xmlns:w16sdtdh="http://schemas.microsoft.com/office/word/2020/wordml/sdtdatahash" xmlns:w16se="http://schemas.microsoft.com/office/word/2015/wordml/symex" xmlns:wpg="http://schemas.microsoft.com/office/word/2010/wordprocessingGroup" xmlns:wpi="http://schemas.microsoft.com/office/word/2010/wordprocessingInk" xmlns:wne="http://schemas.microsoft.com/office/word/2006/wordml" xmlns:wps="http://schemas.microsoft.com/office/word/2010/wordprocessingShape" mc:Ignorable="w14 w15 w16se w16cid w16 w16cex w16sdtdh wp14">
-  <w:p>
-    <w:pPr>
-      <w:pStyle w:val="Footer"/>
     </w:pPr>
   </w:p>
 </w:ftr>
@@ -216,16 +2007,6 @@
 </file>
 
 <file path=word/header1.xml><?xml version="1.0" encoding="utf-8"?>
-<w:hdr xmlns:wpc="http://schemas.microsoft.com/office/word/2010/wordprocessingCanvas" xmlns:cx="http://schemas.microsoft.com/office/drawing/2014/chartex" xmlns:cx1="http://schemas.microsoft.com/office/drawing/2015/9/8/chartex" xmlns:cx2="http://schemas.microsoft.com/office/drawing/2015/10/21/chartex" xmlns:cx3="http://schemas.microsoft.com/office/drawing/2016/5/9/chartex" xmlns:cx4="http://schemas.microsoft.com/office/drawing/2016/5/10/chartex" xmlns:cx5="http://schemas.microsoft.com/office/drawing/2016/5/11/chartex" xmlns:cx6="http://schemas.microsoft.com/office/drawing/2016/5/12/chartex" xmlns:cx7="http://schemas.microsoft.com/office/drawing/2016/5/13/chartex" xmlns:cx8="http://schemas.microsoft.com/office/drawing/2016/5/14/chartex" xmlns:mc="http://schemas.openxmlformats.org/markup-compatibility/2006" xmlns:aink="http://schemas.microsoft.com/office/drawing/2016/ink" xmlns:am3d="http://schemas.microsoft.com/office/drawing/2017/model3d" xmlns:o="urn:schemas-microsoft-com:office:office" xmlns:r="http://schemas.openxmlformats.org/officeDocument/2006/relationships" xmlns:m="http://schemas.openxmlformats.org/officeDocument/2006/math" xmlns:v="urn:schemas-microsoft-com:vml" xmlns:wp14="http://schemas.microsoft.com/office/word/2010/wordprocessingDrawing" xmlns:wp="http://schemas.openxmlformats.org/drawingml/2006/wordprocessingDrawing" xmlns:w10="urn:schemas-microsoft-com:office:word" xmlns:w="http://schemas.openxmlformats.org/wordprocessingml/2006/main" xmlns:w14="http://schemas.microsoft.com/office/word/2010/wordml" xmlns:w15="http://schemas.microsoft.com/office/word/2012/wordml" xmlns:w16cex="http://schemas.microsoft.com/office/word/2018/wordml/cex" xmlns:w16cid="http://schemas.microsoft.com/office/word/2016/wordml/cid" xmlns:w16="http://schemas.microsoft.com/office/word/2018/wordml" xmlns:w16sdtdh="http://schemas.microsoft.com/office/word/2020/wordml/sdtdatahash" xmlns:w16se="http://schemas.microsoft.com/office/word/2015/wordml/symex" xmlns:wpg="http://schemas.microsoft.com/office/word/2010/wordprocessingGroup" xmlns:wpi="http://schemas.microsoft.com/office/word/2010/wordprocessingInk" xmlns:wne="http://schemas.microsoft.com/office/word/2006/wordml" xmlns:wps="http://schemas.microsoft.com/office/word/2010/wordprocessingShape" mc:Ignorable="w14 w15 w16se w16cid w16 w16cex w16sdtdh wp14">
-  <w:p>
-    <w:pPr>
-      <w:pStyle w:val="Header"/>
-    </w:pPr>
-  </w:p>
-</w:hdr>
-</file>
-
-<file path=word/header2.xml><?xml version="1.0" encoding="utf-8"?>
 <w:hdr xmlns:wpc="http://schemas.microsoft.com/office/word/2010/wordprocessingCanvas" xmlns:cx="http://schemas.microsoft.com/office/drawing/2014/chartex" xmlns:cx1="http://schemas.microsoft.com/office/drawing/2015/9/8/chartex" xmlns:cx2="http://schemas.microsoft.com/office/drawing/2015/10/21/chartex" xmlns:cx3="http://schemas.microsoft.com/office/drawing/2016/5/9/chartex" xmlns:cx4="http://schemas.microsoft.com/office/drawing/2016/5/10/chartex" xmlns:cx5="http://schemas.microsoft.com/office/drawing/2016/5/11/chartex" xmlns:cx6="http://schemas.microsoft.com/office/drawing/2016/5/12/chartex" xmlns:cx7="http://schemas.microsoft.com/office/drawing/2016/5/13/chartex" xmlns:cx8="http://schemas.microsoft.com/office/drawing/2016/5/14/chartex" xmlns:mc="http://schemas.openxmlformats.org/markup-compatibility/2006" xmlns:aink="http://schemas.microsoft.com/office/drawing/2016/ink" xmlns:am3d="http://schemas.microsoft.com/office/drawing/2017/model3d" xmlns:o="urn:schemas-microsoft-com:office:office" xmlns:r="http://schemas.openxmlformats.org/officeDocument/2006/relationships" xmlns:m="http://schemas.openxmlformats.org/officeDocument/2006/math" xmlns:v="urn:schemas-microsoft-com:vml" xmlns:wp14="http://schemas.microsoft.com/office/word/2010/wordprocessingDrawing" xmlns:wp="http://schemas.openxmlformats.org/drawingml/2006/wordprocessingDrawing" xmlns:w10="urn:schemas-microsoft-com:office:word" xmlns:w="http://schemas.openxmlformats.org/wordprocessingml/2006/main" xmlns:w14="http://schemas.microsoft.com/office/word/2010/wordml" xmlns:w15="http://schemas.microsoft.com/office/word/2012/wordml" xmlns:w16cex="http://schemas.microsoft.com/office/word/2018/wordml/cex" xmlns:w16cid="http://schemas.microsoft.com/office/word/2016/wordml/cid" xmlns:w16="http://schemas.microsoft.com/office/word/2018/wordml" xmlns:w16sdtdh="http://schemas.microsoft.com/office/word/2020/wordml/sdtdatahash" xmlns:w16se="http://schemas.microsoft.com/office/word/2015/wordml/symex" xmlns:wpg="http://schemas.microsoft.com/office/word/2010/wordprocessingGroup" xmlns:wpi="http://schemas.microsoft.com/office/word/2010/wordprocessingInk" xmlns:wne="http://schemas.microsoft.com/office/word/2006/wordml" xmlns:wps="http://schemas.microsoft.com/office/word/2010/wordprocessingShape" mc:Ignorable="w14 w15 w16se w16cid w16 w16cex w16sdtdh wp14">
   <w:p>
     <w:pPr>
@@ -289,16 +2070,6 @@
 </w:hdr>
 </file>
 
-<file path=word/header3.xml><?xml version="1.0" encoding="utf-8"?>
-<w:hdr xmlns:wpc="http://schemas.microsoft.com/office/word/2010/wordprocessingCanvas" xmlns:cx="http://schemas.microsoft.com/office/drawing/2014/chartex" xmlns:cx1="http://schemas.microsoft.com/office/drawing/2015/9/8/chartex" xmlns:cx2="http://schemas.microsoft.com/office/drawing/2015/10/21/chartex" xmlns:cx3="http://schemas.microsoft.com/office/drawing/2016/5/9/chartex" xmlns:cx4="http://schemas.microsoft.com/office/drawing/2016/5/10/chartex" xmlns:cx5="http://schemas.microsoft.com/office/drawing/2016/5/11/chartex" xmlns:cx6="http://schemas.microsoft.com/office/drawing/2016/5/12/chartex" xmlns:cx7="http://schemas.microsoft.com/office/drawing/2016/5/13/chartex" xmlns:cx8="http://schemas.microsoft.com/office/drawing/2016/5/14/chartex" xmlns:mc="http://schemas.openxmlformats.org/markup-compatibility/2006" xmlns:aink="http://schemas.microsoft.com/office/drawing/2016/ink" xmlns:am3d="http://schemas.microsoft.com/office/drawing/2017/model3d" xmlns:o="urn:schemas-microsoft-com:office:office" xmlns:r="http://schemas.openxmlformats.org/officeDocument/2006/relationships" xmlns:m="http://schemas.openxmlformats.org/officeDocument/2006/math" xmlns:v="urn:schemas-microsoft-com:vml" xmlns:wp14="http://schemas.microsoft.com/office/word/2010/wordprocessingDrawing" xmlns:wp="http://schemas.openxmlformats.org/drawingml/2006/wordprocessingDrawing" xmlns:w10="urn:schemas-microsoft-com:office:word" xmlns:w="http://schemas.openxmlformats.org/wordprocessingml/2006/main" xmlns:w14="http://schemas.microsoft.com/office/word/2010/wordml" xmlns:w15="http://schemas.microsoft.com/office/word/2012/wordml" xmlns:w16cex="http://schemas.microsoft.com/office/word/2018/wordml/cex" xmlns:w16cid="http://schemas.microsoft.com/office/word/2016/wordml/cid" xmlns:w16="http://schemas.microsoft.com/office/word/2018/wordml" xmlns:w16sdtdh="http://schemas.microsoft.com/office/word/2020/wordml/sdtdatahash" xmlns:w16se="http://schemas.microsoft.com/office/word/2015/wordml/symex" xmlns:wpg="http://schemas.microsoft.com/office/word/2010/wordprocessingGroup" xmlns:wpi="http://schemas.microsoft.com/office/word/2010/wordprocessingInk" xmlns:wne="http://schemas.microsoft.com/office/word/2006/wordml" xmlns:wps="http://schemas.microsoft.com/office/word/2010/wordprocessingShape" mc:Ignorable="w14 w15 w16se w16cid w16 w16cex w16sdtdh wp14">
-  <w:p>
-    <w:pPr>
-      <w:pStyle w:val="Header"/>
-    </w:pPr>
-  </w:p>
-</w:hdr>
-</file>
-
 <file path=word/numbering.xml><?xml version="1.0" encoding="utf-8"?>
 <w:numbering xmlns:wpc="http://schemas.microsoft.com/office/word/2010/wordprocessingCanvas" xmlns:cx="http://schemas.microsoft.com/office/drawing/2014/chartex" xmlns:cx1="http://schemas.microsoft.com/office/drawing/2015/9/8/chartex" xmlns:cx2="http://schemas.microsoft.com/office/drawing/2015/10/21/chartex" xmlns:cx3="http://schemas.microsoft.com/office/drawing/2016/5/9/chartex" xmlns:cx4="http://schemas.microsoft.com/office/drawing/2016/5/10/chartex" xmlns:cx5="http://schemas.microsoft.com/office/drawing/2016/5/11/chartex" xmlns:cx6="http://schemas.microsoft.com/office/drawing/2016/5/12/chartex" xmlns:cx7="http://schemas.microsoft.com/office/drawing/2016/5/13/chartex" xmlns:cx8="http://schemas.microsoft.com/office/drawing/2016/5/14/chartex" xmlns:mc="http://schemas.openxmlformats.org/markup-compatibility/2006" xmlns:aink="http://schemas.microsoft.com/office/drawing/2016/ink" xmlns:am3d="http://schemas.microsoft.com/office/drawing/2017/model3d" xmlns:o="urn:schemas-microsoft-com:office:office" xmlns:r="http://schemas.openxmlformats.org/officeDocument/2006/relationships" xmlns:m="http://schemas.openxmlformats.org/officeDocument/2006/math" xmlns:v="urn:schemas-microsoft-com:vml" xmlns:wp14="http://schemas.microsoft.com/office/word/2010/wordprocessingDrawing" xmlns:wp="http://schemas.openxmlformats.org/drawingml/2006/wordprocessingDrawing" xmlns:w10="urn:schemas-microsoft-com:office:word" xmlns:w="http://schemas.openxmlformats.org/wordprocessingml/2006/main" xmlns:w14="http://schemas.microsoft.com/office/word/2010/wordml" xmlns:w15="http://schemas.microsoft.com/office/word/2012/wordml" xmlns:w16cex="http://schemas.microsoft.com/office/word/2018/wordml/cex" xmlns:w16cid="http://schemas.microsoft.com/office/word/2016/wordml/cid" xmlns:w16="http://schemas.microsoft.com/office/word/2018/wordml" xmlns:w16sdtdh="http://schemas.microsoft.com/office/word/2020/wordml/sdtdatahash" xmlns:w16se="http://schemas.microsoft.com/office/word/2015/wordml/symex" xmlns:wpg="http://schemas.microsoft.com/office/word/2010/wordprocessingGroup" xmlns:wpi="http://schemas.microsoft.com/office/word/2010/wordprocessingInk" xmlns:wne="http://schemas.microsoft.com/office/word/2006/wordml" xmlns:wps="http://schemas.microsoft.com/office/word/2010/wordprocessingShape" mc:Ignorable="w14 w15 w16se w16cid w16 w16cex w16sdtdh wp14">
   <w:abstractNum w:abstractNumId="0" w15:restartNumberingAfterBreak="0">
@@ -984,6 +2755,119 @@
     </w:lvl>
   </w:abstractNum>
   <w:abstractNum w:abstractNumId="5" w15:restartNumberingAfterBreak="0">
+    <w:nsid w:val="4F3E3CC7"/>
+    <w:multiLevelType w:val="multilevel"/>
+    <w:tmpl w:val="B0E6F8D8"/>
+    <w:lvl w:ilvl="0">
+      <w:start w:val="8"/>
+      <w:numFmt w:val="decimal"/>
+      <w:lvlText w:val="%1."/>
+      <w:lvlJc w:val="left"/>
+      <w:pPr>
+        <w:tabs>
+          <w:tab w:val="num" w:pos="720"/>
+        </w:tabs>
+        <w:ind w:left="720" w:hanging="360"/>
+      </w:pPr>
+    </w:lvl>
+    <w:lvl w:ilvl="1" w:tentative="1">
+      <w:start w:val="1"/>
+      <w:numFmt w:val="decimal"/>
+      <w:lvlText w:val="%2."/>
+      <w:lvlJc w:val="left"/>
+      <w:pPr>
+        <w:tabs>
+          <w:tab w:val="num" w:pos="1440"/>
+        </w:tabs>
+        <w:ind w:left="1440" w:hanging="360"/>
+      </w:pPr>
+    </w:lvl>
+    <w:lvl w:ilvl="2" w:tentative="1">
+      <w:start w:val="1"/>
+      <w:numFmt w:val="decimal"/>
+      <w:lvlText w:val="%3."/>
+      <w:lvlJc w:val="left"/>
+      <w:pPr>
+        <w:tabs>
+          <w:tab w:val="num" w:pos="2160"/>
+        </w:tabs>
+        <w:ind w:left="2160" w:hanging="360"/>
+      </w:pPr>
+    </w:lvl>
+    <w:lvl w:ilvl="3" w:tentative="1">
+      <w:start w:val="1"/>
+      <w:numFmt w:val="decimal"/>
+      <w:lvlText w:val="%4."/>
+      <w:lvlJc w:val="left"/>
+      <w:pPr>
+        <w:tabs>
+          <w:tab w:val="num" w:pos="2880"/>
+        </w:tabs>
+        <w:ind w:left="2880" w:hanging="360"/>
+      </w:pPr>
+    </w:lvl>
+    <w:lvl w:ilvl="4" w:tentative="1">
+      <w:start w:val="1"/>
+      <w:numFmt w:val="decimal"/>
+      <w:lvlText w:val="%5."/>
+      <w:lvlJc w:val="left"/>
+      <w:pPr>
+        <w:tabs>
+          <w:tab w:val="num" w:pos="3600"/>
+        </w:tabs>
+        <w:ind w:left="3600" w:hanging="360"/>
+      </w:pPr>
+    </w:lvl>
+    <w:lvl w:ilvl="5" w:tentative="1">
+      <w:start w:val="1"/>
+      <w:numFmt w:val="decimal"/>
+      <w:lvlText w:val="%6."/>
+      <w:lvlJc w:val="left"/>
+      <w:pPr>
+        <w:tabs>
+          <w:tab w:val="num" w:pos="4320"/>
+        </w:tabs>
+        <w:ind w:left="4320" w:hanging="360"/>
+      </w:pPr>
+    </w:lvl>
+    <w:lvl w:ilvl="6" w:tentative="1">
+      <w:start w:val="1"/>
+      <w:numFmt w:val="decimal"/>
+      <w:lvlText w:val="%7."/>
+      <w:lvlJc w:val="left"/>
+      <w:pPr>
+        <w:tabs>
+          <w:tab w:val="num" w:pos="5040"/>
+        </w:tabs>
+        <w:ind w:left="5040" w:hanging="360"/>
+      </w:pPr>
+    </w:lvl>
+    <w:lvl w:ilvl="7" w:tentative="1">
+      <w:start w:val="1"/>
+      <w:numFmt w:val="decimal"/>
+      <w:lvlText w:val="%8."/>
+      <w:lvlJc w:val="left"/>
+      <w:pPr>
+        <w:tabs>
+          <w:tab w:val="num" w:pos="5760"/>
+        </w:tabs>
+        <w:ind w:left="5760" w:hanging="360"/>
+      </w:pPr>
+    </w:lvl>
+    <w:lvl w:ilvl="8" w:tentative="1">
+      <w:start w:val="1"/>
+      <w:numFmt w:val="decimal"/>
+      <w:lvlText w:val="%9."/>
+      <w:lvlJc w:val="left"/>
+      <w:pPr>
+        <w:tabs>
+          <w:tab w:val="num" w:pos="6480"/>
+        </w:tabs>
+        <w:ind w:left="6480" w:hanging="360"/>
+      </w:pPr>
+    </w:lvl>
+  </w:abstractNum>
+  <w:abstractNum w:abstractNumId="6" w15:restartNumberingAfterBreak="0">
     <w:nsid w:val="510C6DE5"/>
     <w:multiLevelType w:val="multilevel"/>
     <w:tmpl w:val="59022A86"/>
@@ -1132,7 +3016,7 @@
       </w:rPr>
     </w:lvl>
   </w:abstractNum>
-  <w:abstractNum w:abstractNumId="6" w15:restartNumberingAfterBreak="0">
+  <w:abstractNum w:abstractNumId="7" w15:restartNumberingAfterBreak="0">
     <w:nsid w:val="521A70B3"/>
     <w:multiLevelType w:val="multilevel"/>
     <w:tmpl w:val="A562543E"/>
@@ -1281,7 +3165,7 @@
       </w:rPr>
     </w:lvl>
   </w:abstractNum>
-  <w:abstractNum w:abstractNumId="7" w15:restartNumberingAfterBreak="0">
+  <w:abstractNum w:abstractNumId="8" w15:restartNumberingAfterBreak="0">
     <w:nsid w:val="5A7C13E6"/>
     <w:multiLevelType w:val="multilevel"/>
     <w:tmpl w:val="2B02532E"/>
@@ -1430,7 +3314,7 @@
       </w:rPr>
     </w:lvl>
   </w:abstractNum>
-  <w:abstractNum w:abstractNumId="8" w15:restartNumberingAfterBreak="0">
+  <w:abstractNum w:abstractNumId="9" w15:restartNumberingAfterBreak="0">
     <w:nsid w:val="64223227"/>
     <w:multiLevelType w:val="hybridMultilevel"/>
     <w:tmpl w:val="5A04A276"/>
@@ -1544,7 +3428,7 @@
       </w:rPr>
     </w:lvl>
   </w:abstractNum>
-  <w:abstractNum w:abstractNumId="9" w15:restartNumberingAfterBreak="0">
+  <w:abstractNum w:abstractNumId="10" w15:restartNumberingAfterBreak="0">
     <w:nsid w:val="65873A4F"/>
     <w:multiLevelType w:val="multilevel"/>
     <w:tmpl w:val="32A65C9A"/>
@@ -1693,7 +3577,120 @@
       </w:rPr>
     </w:lvl>
   </w:abstractNum>
-  <w:abstractNum w:abstractNumId="10" w15:restartNumberingAfterBreak="0">
+  <w:abstractNum w:abstractNumId="11" w15:restartNumberingAfterBreak="0">
+    <w:nsid w:val="74151E06"/>
+    <w:multiLevelType w:val="multilevel"/>
+    <w:tmpl w:val="0C06A79C"/>
+    <w:lvl w:ilvl="0">
+      <w:start w:val="5"/>
+      <w:numFmt w:val="decimal"/>
+      <w:lvlText w:val="%1."/>
+      <w:lvlJc w:val="left"/>
+      <w:pPr>
+        <w:tabs>
+          <w:tab w:val="num" w:pos="720"/>
+        </w:tabs>
+        <w:ind w:left="720" w:hanging="360"/>
+      </w:pPr>
+    </w:lvl>
+    <w:lvl w:ilvl="1" w:tentative="1">
+      <w:start w:val="1"/>
+      <w:numFmt w:val="decimal"/>
+      <w:lvlText w:val="%2."/>
+      <w:lvlJc w:val="left"/>
+      <w:pPr>
+        <w:tabs>
+          <w:tab w:val="num" w:pos="1440"/>
+        </w:tabs>
+        <w:ind w:left="1440" w:hanging="360"/>
+      </w:pPr>
+    </w:lvl>
+    <w:lvl w:ilvl="2" w:tentative="1">
+      <w:start w:val="1"/>
+      <w:numFmt w:val="decimal"/>
+      <w:lvlText w:val="%3."/>
+      <w:lvlJc w:val="left"/>
+      <w:pPr>
+        <w:tabs>
+          <w:tab w:val="num" w:pos="2160"/>
+        </w:tabs>
+        <w:ind w:left="2160" w:hanging="360"/>
+      </w:pPr>
+    </w:lvl>
+    <w:lvl w:ilvl="3" w:tentative="1">
+      <w:start w:val="1"/>
+      <w:numFmt w:val="decimal"/>
+      <w:lvlText w:val="%4."/>
+      <w:lvlJc w:val="left"/>
+      <w:pPr>
+        <w:tabs>
+          <w:tab w:val="num" w:pos="2880"/>
+        </w:tabs>
+        <w:ind w:left="2880" w:hanging="360"/>
+      </w:pPr>
+    </w:lvl>
+    <w:lvl w:ilvl="4" w:tentative="1">
+      <w:start w:val="1"/>
+      <w:numFmt w:val="decimal"/>
+      <w:lvlText w:val="%5."/>
+      <w:lvlJc w:val="left"/>
+      <w:pPr>
+        <w:tabs>
+          <w:tab w:val="num" w:pos="3600"/>
+        </w:tabs>
+        <w:ind w:left="3600" w:hanging="360"/>
+      </w:pPr>
+    </w:lvl>
+    <w:lvl w:ilvl="5" w:tentative="1">
+      <w:start w:val="1"/>
+      <w:numFmt w:val="decimal"/>
+      <w:lvlText w:val="%6."/>
+      <w:lvlJc w:val="left"/>
+      <w:pPr>
+        <w:tabs>
+          <w:tab w:val="num" w:pos="4320"/>
+        </w:tabs>
+        <w:ind w:left="4320" w:hanging="360"/>
+      </w:pPr>
+    </w:lvl>
+    <w:lvl w:ilvl="6" w:tentative="1">
+      <w:start w:val="1"/>
+      <w:numFmt w:val="decimal"/>
+      <w:lvlText w:val="%7."/>
+      <w:lvlJc w:val="left"/>
+      <w:pPr>
+        <w:tabs>
+          <w:tab w:val="num" w:pos="5040"/>
+        </w:tabs>
+        <w:ind w:left="5040" w:hanging="360"/>
+      </w:pPr>
+    </w:lvl>
+    <w:lvl w:ilvl="7" w:tentative="1">
+      <w:start w:val="1"/>
+      <w:numFmt w:val="decimal"/>
+      <w:lvlText w:val="%8."/>
+      <w:lvlJc w:val="left"/>
+      <w:pPr>
+        <w:tabs>
+          <w:tab w:val="num" w:pos="5760"/>
+        </w:tabs>
+        <w:ind w:left="5760" w:hanging="360"/>
+      </w:pPr>
+    </w:lvl>
+    <w:lvl w:ilvl="8" w:tentative="1">
+      <w:start w:val="1"/>
+      <w:numFmt w:val="decimal"/>
+      <w:lvlText w:val="%9."/>
+      <w:lvlJc w:val="left"/>
+      <w:pPr>
+        <w:tabs>
+          <w:tab w:val="num" w:pos="6480"/>
+        </w:tabs>
+        <w:ind w:left="6480" w:hanging="360"/>
+      </w:pPr>
+    </w:lvl>
+  </w:abstractNum>
+  <w:abstractNum w:abstractNumId="12" w15:restartNumberingAfterBreak="0">
     <w:nsid w:val="7AFC6145"/>
     <w:multiLevelType w:val="hybridMultilevel"/>
     <w:tmpl w:val="A09294AC"/>
@@ -1807,10 +3804,10 @@
     </w:lvl>
   </w:abstractNum>
   <w:num w:numId="1">
-    <w:abstractNumId w:val="8"/>
+    <w:abstractNumId w:val="9"/>
   </w:num>
   <w:num w:numId="2">
-    <w:abstractNumId w:val="6"/>
+    <w:abstractNumId w:val="7"/>
   </w:num>
   <w:num w:numId="3">
     <w:abstractNumId w:val="3"/>
@@ -1819,7 +3816,7 @@
     <w:abstractNumId w:val="0"/>
   </w:num>
   <w:num w:numId="5">
-    <w:abstractNumId w:val="9"/>
+    <w:abstractNumId w:val="10"/>
   </w:num>
   <w:num w:numId="6">
     <w:abstractNumId w:val="2"/>
@@ -1828,19 +3825,25 @@
     <w:abstractNumId w:val="1"/>
   </w:num>
   <w:num w:numId="8">
-    <w:abstractNumId w:val="5"/>
+    <w:abstractNumId w:val="6"/>
   </w:num>
   <w:num w:numId="9">
-    <w:abstractNumId w:val="7"/>
+    <w:abstractNumId w:val="8"/>
   </w:num>
   <w:num w:numId="10">
-    <w:abstractNumId w:val="8"/>
+    <w:abstractNumId w:val="9"/>
   </w:num>
   <w:num w:numId="11">
     <w:abstractNumId w:val="4"/>
   </w:num>
   <w:num w:numId="12">
-    <w:abstractNumId w:val="10"/>
+    <w:abstractNumId w:val="12"/>
+  </w:num>
+  <w:num w:numId="13">
+    <w:abstractNumId w:val="11"/>
+  </w:num>
+  <w:num w:numId="14">
+    <w:abstractNumId w:val="5"/>
   </w:num>
 </w:numbering>
 </file>
@@ -2321,9 +4324,10 @@
     <w:link w:val="CodeChar"/>
     <w:autoRedefine/>
     <w:qFormat/>
-    <w:rsid w:val="00766856"/>
+    <w:rsid w:val="00DA2CFD"/>
     <w:pPr>
       <w:spacing w:after="5" w:line="240" w:lineRule="auto"/>
+      <w:jc w:val="center"/>
     </w:pPr>
     <w:rPr>
       <w:rFonts w:ascii="JetBrains Mono NL" w:eastAsia="Microsoft JhengHei" w:hAnsi="JetBrains Mono NL" w:cs="Cascadia Code"/>
@@ -2336,7 +4340,7 @@
     <w:name w:val="Code Char"/>
     <w:basedOn w:val="DefaultParagraphFont"/>
     <w:link w:val="Code"/>
-    <w:rsid w:val="00766856"/>
+    <w:rsid w:val="00DA2CFD"/>
     <w:rPr>
       <w:rFonts w:ascii="JetBrains Mono NL" w:eastAsia="Microsoft JhengHei" w:hAnsi="JetBrains Mono NL" w:cs="Cascadia Code"/>
       <w:sz w:val="18"/>
@@ -2920,6 +4924,23 @@
       <w:lang w:eastAsia="en-IN"/>
     </w:rPr>
   </w:style>
+  <w:style w:type="paragraph" w:styleId="NormalWeb">
+    <w:name w:val="Normal (Web)"/>
+    <w:basedOn w:val="Normal"/>
+    <w:uiPriority w:val="99"/>
+    <w:semiHidden/>
+    <w:unhideWhenUsed/>
+    <w:rsid w:val="004F1544"/>
+    <w:pPr>
+      <w:spacing w:before="100" w:beforeAutospacing="1" w:after="100" w:afterAutospacing="1" w:line="240" w:lineRule="auto"/>
+    </w:pPr>
+    <w:rPr>
+      <w:rFonts w:ascii="Times New Roman" w:eastAsia="Times New Roman" w:hAnsi="Times New Roman" w:cs="Times New Roman"/>
+      <w:sz w:val="24"/>
+      <w:szCs w:val="24"/>
+      <w:lang w:eastAsia="en-GB"/>
+    </w:rPr>
+  </w:style>
 </w:styles>
 </file>
 
@@ -3072,6 +5093,7 @@
     <w:rsid w:val="004F7305"/>
     <w:rsid w:val="00624FA6"/>
     <w:rsid w:val="006D2E04"/>
+    <w:rsid w:val="008132C7"/>
     <w:rsid w:val="008238CD"/>
     <w:rsid w:val="00877898"/>
     <w:rsid w:val="009B7D9D"/>
